--- a/review/CS-Review-04-Finance-Dashboard.docx
+++ b/review/CS-Review-04-Finance-Dashboard.docx
@@ -21,7 +21,7 @@
           <w:sz w:val="48"/>
           <w:szCs w:val="48"/>
         </w:rPr>
-        <w:t xml:space="preserve">Case Study Review #4</w:t>
+        <w:t xml:space="preserve">Finance Dashboard — Embedded Analytics</w:t>
       </w:r>
     </w:p>
     <w:p>
@@ -36,7 +36,7 @@
           <w:sz w:val="28"/>
           <w:szCs w:val="28"/>
         </w:rPr>
-        <w:t xml:space="preserve">Saved 0.5 Man-Hours Per Day for Finance Operations</w:t>
+        <w:t xml:space="preserve">Case Study Review #4</w:t>
       </w:r>
     </w:p>
     <w:p>
@@ -51,7 +51,7 @@
           <w:sz w:val="22"/>
           <w:szCs w:val="22"/>
         </w:rPr>
-        <w:t xml:space="preserve">Harry Hein | March 17, 2026</w:t>
+        <w:t xml:space="preserve">Harry Hein | March 18, 2026</w:t>
       </w:r>
     </w:p>
     <w:p>
@@ -160,7 +160,7 @@
                 <w:sz w:val="20"/>
                 <w:szCs w:val="20"/>
               </w:rPr>
-              <w:t xml:space="preserve">Saved 0.5 Man-Hours Per Day for Finance Operations</w:t>
+              <w:t xml:space="preserve">Finance Dashboard — Embedded Analytics</w:t>
             </w:r>
           </w:p>
         </w:tc>
@@ -192,7 +192,7 @@
                 <w:sz w:val="20"/>
                 <w:szCs w:val="20"/>
               </w:rPr>
-              <w:t xml:space="preserve">Year</w:t>
+              <w:t xml:space="preserve">Slides</w:t>
             </w:r>
           </w:p>
         </w:tc>
@@ -219,7 +219,7 @@
                 <w:sz w:val="20"/>
                 <w:szCs w:val="20"/>
               </w:rPr>
-              <w:t xml:space="preserve">2022</w:t>
+              <w:t xml:space="preserve">14</w:t>
             </w:r>
           </w:p>
         </w:tc>
@@ -251,7 +251,7 @@
                 <w:sz w:val="20"/>
                 <w:szCs w:val="20"/>
               </w:rPr>
-              <w:t xml:space="preserve">Role</w:t>
+              <w:t xml:space="preserve">Year</w:t>
             </w:r>
           </w:p>
         </w:tc>
@@ -278,7 +278,7 @@
                 <w:sz w:val="20"/>
                 <w:szCs w:val="20"/>
               </w:rPr>
-              <w:t xml:space="preserve">Product Designer</w:t>
+              <w:t xml:space="preserve">2022</w:t>
             </w:r>
           </w:p>
         </w:tc>
@@ -310,7 +310,7 @@
                 <w:sz w:val="20"/>
                 <w:szCs w:val="20"/>
               </w:rPr>
-              <w:t xml:space="preserve">Scope</w:t>
+              <w:t xml:space="preserve">Role</w:t>
             </w:r>
           </w:p>
         </w:tc>
@@ -337,7 +337,7 @@
                 <w:sz w:val="20"/>
                 <w:szCs w:val="20"/>
               </w:rPr>
-              <w:t xml:space="preserve">Dashboard consolidation at TreeDots</w:t>
+              <w:t xml:space="preserve">Product Designer at TreeDots</w:t>
             </w:r>
           </w:p>
         </w:tc>
@@ -369,7 +369,7 @@
                 <w:sz w:val="20"/>
                 <w:szCs w:val="20"/>
               </w:rPr>
-              <w:t xml:space="preserve">Key Metrics</w:t>
+              <w:t xml:space="preserve">Scope</w:t>
             </w:r>
           </w:p>
         </w:tc>
@@ -396,7 +396,7 @@
                 <w:sz w:val="20"/>
                 <w:szCs w:val="20"/>
               </w:rPr>
-              <w:t xml:space="preserve">104% ROI, 0.5h saved daily, 3 systems to 1</w:t>
+              <w:t xml:space="preserve">Real-time KPI dashboard for finance team with ROI calculation methodology and self-reflection on testing gaps</w:t>
             </w:r>
           </w:p>
         </w:tc>
@@ -428,7 +428,7 @@
                 <w:sz w:val="20"/>
                 <w:szCs w:val="20"/>
               </w:rPr>
-              <w:t xml:space="preserve">Slides</w:t>
+              <w:t xml:space="preserve">Key Metrics</w:t>
             </w:r>
           </w:p>
         </w:tc>
@@ -455,7 +455,7 @@
                 <w:sz w:val="20"/>
                 <w:szCs w:val="20"/>
               </w:rPr>
-              <w:t xml:space="preserve">14</w:t>
+              <w:t xml:space="preserve">104% ROI (calculated), 30min→2min task completion, 0.5h saved daily, 3→1 systems consolidated, Information Scent Theory applied</w:t>
             </w:r>
           </w:p>
         </w:tc>
@@ -662,11 +662,11 @@
                 <w:rFonts w:ascii="Arial" w:cs="Arial" w:eastAsia="Arial" w:hAnsi="Arial"/>
                 <w:b/>
                 <w:bCs/>
-                <w:color w:val="C8A96E"/>
-                <w:sz w:val="20"/>
-                <w:szCs w:val="20"/>
-              </w:rPr>
-              <w:t xml:space="preserve">7/10</w:t>
+                <w:color w:val="27AE60"/>
+                <w:sz w:val="20"/>
+                <w:szCs w:val="20"/>
+              </w:rPr>
+              <w:t xml:space="preserve">8.5/10</w:t>
             </w:r>
           </w:p>
         </w:tc>
@@ -694,7 +694,7 @@
                 <w:sz w:val="20"/>
                 <w:szCs w:val="20"/>
               </w:rPr>
-              <w:t xml:space="preserve">Problem found through shadowing (30min ritual). 5 stakeholder interviews. Before/after shown. Missing: iteration, usability testing of the new dashboard.</w:t>
+              <w:t xml:space="preserve">Excellent problem framing using Information Scent Theory (Slide 3) for color-coded row design. Slide 4 shows pain points annotated on old design (Buried in Nav, No Status Clarity). NEW Slide 6 Amendment Details with 3 improvements shown. Slide 7 shows KPI dashboard preview with live data ($42.8K Revenue, 847 Orders, Fulfillment, 12 Pending). Mei quote (Slide 10) now includes honest reflection: 'In hindsight, a structured usability test before launch would have produced stronger evidence.' This vulnerability is rare and credible. Task completion time explicitly stated: 30 minutes to under 2 minutes (93% reduction or 100% if interpreted as 30→~0).</w:t>
             </w:r>
           </w:p>
         </w:tc>
@@ -785,7 +785,7 @@
                 <w:sz w:val="20"/>
                 <w:szCs w:val="20"/>
               </w:rPr>
-              <w:t xml:space="preserve">104% ROI transparently calculated (125h x $11/h = $1,375 vs $1,360 cost). Break-even at month 6. Very strong.</w:t>
+              <w:t xml:space="preserve">104% ROI calculation is NOW SHOWN (V4 major addition): '30 min/day × 250 days = 125 hrs · 125h × $11/h = ~$1,375 · Design cost = ~$1,360 · Break-even at month 6.' This transparency is exceptional and directly addresses V2 credibility concerns. Dashboard pattern adopted by procurement team, KPI card became part of internal design system — shows organizational adoption. However, the '83% time reduction' from homepage doesn't match the math: 30→2min is 93% reduction (or 100% if reading as 30→~0). This is a math inconsistency.</w:t>
             </w:r>
           </w:p>
         </w:tc>
@@ -844,11 +844,11 @@
                 <w:rFonts w:ascii="Arial" w:cs="Arial" w:eastAsia="Arial" w:hAnsi="Arial"/>
                 <w:b/>
                 <w:bCs/>
-                <w:color w:val="C8A96E"/>
-                <w:sz w:val="20"/>
-                <w:szCs w:val="20"/>
-              </w:rPr>
-              <w:t xml:space="preserve">6.5/10</w:t>
+                <w:color w:val="27AE60"/>
+                <w:sz w:val="20"/>
+                <w:szCs w:val="20"/>
+              </w:rPr>
+              <w:t xml:space="preserve">8/10</w:t>
             </w:r>
           </w:p>
         </w:tc>
@@ -876,7 +876,7 @@
                 <w:sz w:val="20"/>
                 <w:szCs w:val="20"/>
               </w:rPr>
-              <w:t xml:space="preserve">Dashboard consolidation is straightforward. No new APIs. Xero integration. Limited to data viz and layout.</w:t>
+              <w:t xml:space="preserve">Color-coded rows using Information Scent Theory shows applied UX research knowledge. KPI card design with side-by-side, item-level, one-click improvements shows component-level thinking. Real-time data integration and dashboard architecture understanding. Amendment Details slide shows complex feature design. Solid technical depth for dashboard domain.</w:t>
             </w:r>
           </w:p>
         </w:tc>
@@ -967,7 +967,7 @@
                 <w:sz w:val="20"/>
                 <w:szCs w:val="20"/>
               </w:rPr>
-              <w:t xml:space="preserve">Shadowing, 5 interviews, Mei quote, Information Scent Theory reference. Could be more structured.</w:t>
+              <w:t xml:space="preserve">5 stakeholder interviews mentioned (Slide 12). Research-driven color decision (Information Scent Theory reference suggests background research). However, no quantified research findings like Golden Paths or Resume Pipeline (no '8/8 agree' patterns). Mei story is single anecdote, not validated finding. Self-reflection about lacking 'structured usability test' is honest but also signals research gap.</w:t>
             </w:r>
           </w:p>
         </w:tc>
@@ -1026,11 +1026,11 @@
                 <w:rFonts w:ascii="Arial" w:cs="Arial" w:eastAsia="Arial" w:hAnsi="Arial"/>
                 <w:b/>
                 <w:bCs/>
-                <w:color w:val="C8A96E"/>
-                <w:sz w:val="20"/>
-                <w:szCs w:val="20"/>
-              </w:rPr>
-              <w:t xml:space="preserve">7.5/10</w:t>
+                <w:color w:val="27AE60"/>
+                <w:sz w:val="20"/>
+                <w:szCs w:val="20"/>
+              </w:rPr>
+              <w:t xml:space="preserve">8.5/10</w:t>
             </w:r>
           </w:p>
         </w:tc>
@@ -1058,7 +1058,7 @@
                 <w:sz w:val="20"/>
                 <w:szCs w:val="20"/>
               </w:rPr>
-              <w:t xml:space="preserve">Finance, CS, Cash Collection teams. Stakeholder interviews. Better than solo projects.</w:t>
+              <w:t xml:space="preserve">TreeDots employee (company context). Stakeholder management visible: 5 interviews, adoption by procurement team. Design system adoption shows cross-team influence. Mei quote humanizes impact. Strong team signal.</w:t>
             </w:r>
           </w:p>
         </w:tc>
@@ -1117,11 +1117,11 @@
                 <w:rFonts w:ascii="Arial" w:cs="Arial" w:eastAsia="Arial" w:hAnsi="Arial"/>
                 <w:b/>
                 <w:bCs/>
-                <w:color w:val="C8A96E"/>
-                <w:sz w:val="20"/>
-                <w:szCs w:val="20"/>
-              </w:rPr>
-              <w:t xml:space="preserve">7/10</w:t>
+                <w:color w:val="27AE60"/>
+                <w:sz w:val="20"/>
+                <w:szCs w:val="20"/>
+              </w:rPr>
+              <w:t xml:space="preserve">8.5/10</w:t>
             </w:r>
           </w:p>
         </w:tc>
@@ -1149,7 +1149,7 @@
                 <w:sz w:val="20"/>
                 <w:szCs w:val="20"/>
               </w:rPr>
-              <w:t xml:space="preserve">Concise 14 slides. Mei quote as close is emotionally strong.</w:t>
+              <w:t xml:space="preserve">14-slide progression is logical. Problem → Pain Points → Alternatives → Design → KPI Visuals → ROI → Reflection → Lessons. ROI calculation Slide 9 is standout: transparent methodology builds trust. Reflection slide showing what would be done differently is mature signal.</w:t>
             </w:r>
           </w:p>
         </w:tc>
@@ -1213,7 +1213,7 @@
                 <w:sz w:val="20"/>
                 <w:szCs w:val="20"/>
               </w:rPr>
-              <w:t xml:space="preserve">7.3/10</w:t>
+              <w:t xml:space="preserve">8.3/10</w:t>
             </w:r>
           </w:p>
         </w:tc>
@@ -1244,7 +1244,7 @@
                 <w:sz w:val="20"/>
                 <w:szCs w:val="20"/>
               </w:rPr>
-              <w:t xml:space="preserve">COMPETITIVE</w:t>
+              <w:t xml:space="preserve">STRONG</w:t>
             </w:r>
           </w:p>
         </w:tc>
@@ -1451,11 +1451,11 @@
                 <w:rFonts w:ascii="Arial" w:cs="Arial" w:eastAsia="Arial" w:hAnsi="Arial"/>
                 <w:b/>
                 <w:bCs/>
-                <w:color w:val="C8A96E"/>
-                <w:sz w:val="20"/>
-                <w:szCs w:val="20"/>
-              </w:rPr>
-              <w:t xml:space="preserve">7.5/10</w:t>
+                <w:color w:val="27AE60"/>
+                <w:sz w:val="20"/>
+                <w:szCs w:val="20"/>
+              </w:rPr>
+              <w:t xml:space="preserve">8.5/10</w:t>
             </w:r>
           </w:p>
         </w:tc>
@@ -1483,7 +1483,7 @@
                 <w:sz w:val="20"/>
                 <w:szCs w:val="20"/>
               </w:rPr>
-              <w:t xml:space="preserve">Data-driven design with clear ROI. Named company.</w:t>
+              <w:t xml:space="preserve">Analytics-focused product design for finance/operations team shows B2B2B UX expertise (internal tool design is often undervalued but highly skilled). ROI-first thinking (calculated and transparent) signals business value orientation. Information Scent Theory application shows research sophistication.</w:t>
             </w:r>
           </w:p>
         </w:tc>
@@ -1546,7 +1546,7 @@
                 <w:sz w:val="20"/>
                 <w:szCs w:val="20"/>
               </w:rPr>
-              <w:t xml:space="preserve">8/10</w:t>
+              <w:t xml:space="preserve">8.5/10</w:t>
             </w:r>
           </w:p>
         </w:tc>
@@ -1574,7 +1574,7 @@
                 <w:sz w:val="20"/>
                 <w:szCs w:val="20"/>
               </w:rPr>
-              <w:t xml:space="preserve">Real company (TreeDots), real team, real impact. Singapore startup.</w:t>
+              <w:t xml:space="preserve">TreeDots product design role with measurable business impact. Design system adoption shows organizational influence beyond individual project. ROI methodology transparency demonstrates maturity.</w:t>
             </w:r>
           </w:p>
         </w:tc>
@@ -1633,11 +1633,11 @@
                 <w:rFonts w:ascii="Arial" w:cs="Arial" w:eastAsia="Arial" w:hAnsi="Arial"/>
                 <w:b/>
                 <w:bCs/>
-                <w:color w:val="C8A96E"/>
-                <w:sz w:val="20"/>
-                <w:szCs w:val="20"/>
-              </w:rPr>
-              <w:t xml:space="preserve">6.5/10</w:t>
+                <w:color w:val="27AE60"/>
+                <w:sz w:val="20"/>
+                <w:szCs w:val="20"/>
+              </w:rPr>
+              <w:t xml:space="preserve">8.5/10</w:t>
             </w:r>
           </w:p>
         </w:tc>
@@ -1665,7 +1665,7 @@
                 <w:sz w:val="20"/>
                 <w:szCs w:val="20"/>
               </w:rPr>
-              <w:t xml:space="preserve">Dashboard design, data viz, stakeholder management. Relevant but not cutting-edge.</w:t>
+              <w:t xml:space="preserve">Financial/operational analytics domain knowledge. Color theory and information architecture (Information Scent Theory). Stakeholder management. Data visualization. Design system adoption mindset. T-shaped with depth in analytics and business metrics.</w:t>
             </w:r>
           </w:p>
         </w:tc>
@@ -1756,7 +1756,7 @@
                 <w:sz w:val="20"/>
                 <w:szCs w:val="20"/>
               </w:rPr>
-              <w:t xml:space="preserve">Few flags. Transparent ROI. Honest scope. Older project (2022) minor concern.</w:t>
+              <w:t xml:space="preserve">Time reduction math inconsistency: 30min→2min is ~93%, but homepage claims '83% reduction.' This is a mathematical error that weakens credibility. Self-reflection about missing usability test is honest but also signals methodology gap. Otherwise clean.</w:t>
             </w:r>
           </w:p>
         </w:tc>
@@ -1815,11 +1815,11 @@
                 <w:rFonts w:ascii="Arial" w:cs="Arial" w:eastAsia="Arial" w:hAnsi="Arial"/>
                 <w:b/>
                 <w:bCs/>
-                <w:color w:val="C8A96E"/>
-                <w:sz w:val="20"/>
-                <w:szCs w:val="20"/>
-              </w:rPr>
-              <w:t xml:space="preserve">7/10</w:t>
+                <w:color w:val="27AE60"/>
+                <w:sz w:val="20"/>
+                <w:szCs w:val="20"/>
+              </w:rPr>
+              <w:t xml:space="preserve">8.5/10</w:t>
             </w:r>
           </w:p>
         </w:tc>
@@ -1847,7 +1847,7 @@
                 <w:sz w:val="20"/>
                 <w:szCs w:val="20"/>
               </w:rPr>
-              <w:t xml:space="preserve">Mid to senior. Cross-functional work. Scope defined but not large-scale.</w:t>
+              <w:t xml:space="preserve">Product Designer at TreeDots with ROI ownership and system adoption. Senior IC or lead level ($130-160K).</w:t>
             </w:r>
           </w:p>
         </w:tc>
@@ -1910,7 +1910,7 @@
                 <w:sz w:val="20"/>
                 <w:szCs w:val="20"/>
               </w:rPr>
-              <w:t xml:space="preserve">8/10</w:t>
+              <w:t xml:space="preserve">8.5/10</w:t>
             </w:r>
           </w:p>
         </w:tc>
@@ -1938,7 +1938,7 @@
                 <w:sz w:val="20"/>
                 <w:szCs w:val="20"/>
               </w:rPr>
-              <w:t xml:space="preserve">Mei's closing quote shows genuine impact. Systems thinking in lessons.</w:t>
+              <w:t xml:space="preserve">Stakeholder collaboration (5 interviews, adoption). Self-reflection (usability test gap). System thinking (design system contribution). Cross-team influence.</w:t>
             </w:r>
           </w:p>
         </w:tc>
@@ -2002,7 +2002,7 @@
                 <w:sz w:val="20"/>
                 <w:szCs w:val="20"/>
               </w:rPr>
-              <w:t xml:space="preserve">7.5/10</w:t>
+              <w:t xml:space="preserve">8.4/10</w:t>
             </w:r>
           </w:p>
         </w:tc>
@@ -2033,7 +2033,7 @@
                 <w:sz w:val="20"/>
                 <w:szCs w:val="20"/>
               </w:rPr>
-              <w:t xml:space="preserve">COMPETITIVE</w:t>
+              <w:t xml:space="preserve">STRONG</w:t>
             </w:r>
           </w:p>
         </w:tc>
@@ -2073,7 +2073,7 @@
           <w:sz w:val="20"/>
           <w:szCs w:val="20"/>
         </w:rPr>
-        <w:t xml:space="preserve">Overall AI Authenticity Score: 8/10 (10 = fully human, 1 = fully AI)</w:t>
+        <w:t xml:space="preserve">Overall AI Authenticity Score: 8.5/10 (10 = fully human, 1 = fully AI)</w:t>
       </w:r>
     </w:p>
     <w:p>
@@ -2086,7 +2086,7 @@
           <w:sz w:val="20"/>
           <w:szCs w:val="20"/>
         </w:rPr>
-        <w:t xml:space="preserve">Authentically human. Operational specificity, transparent ROI, and Mei's emotional post-launch quote are strong signals. Minor polish in lesson framing.</w:t>
+        <w:t xml:space="preserve">High authenticity. ROI calculation transparency, Information Scent Theory application, and self-aware reflection about missing usability test all read as human-authored. Rare to see this level of honest methodology disclosure.</w:t>
       </w:r>
     </w:p>
     <w:p>
@@ -2243,7 +2243,7 @@
                 <w:sz w:val="20"/>
                 <w:szCs w:val="20"/>
               </w:rPr>
-              <w:t xml:space="preserve">Mei persona and quotes</w:t>
+              <w:t xml:space="preserve">Information Scent Theory application</w:t>
             </w:r>
           </w:p>
         </w:tc>
@@ -2300,7 +2300,7 @@
                 <w:sz w:val="20"/>
                 <w:szCs w:val="20"/>
               </w:rPr>
-              <w:t xml:space="preserve">Named, specific role, specific quotes.</w:t>
+              <w:t xml:space="preserve">Specific UX research theory applied to design decision. Shows knowledge, not generic.</w:t>
             </w:r>
           </w:p>
         </w:tc>
@@ -2330,7 +2330,7 @@
                 <w:sz w:val="20"/>
                 <w:szCs w:val="20"/>
               </w:rPr>
-              <w:t xml:space="preserve">30-minute ritual (12 copy-pastes)</w:t>
+              <w:t xml:space="preserve">Pain point annotations on old design</w:t>
             </w:r>
           </w:p>
         </w:tc>
@@ -2387,7 +2387,7 @@
                 <w:sz w:val="20"/>
                 <w:szCs w:val="20"/>
               </w:rPr>
-              <w:t xml:space="preserve">Counted, not invented.</w:t>
+              <w:t xml:space="preserve">Specific problems identified and visualized. Shows analytical approach.</w:t>
             </w:r>
           </w:p>
         </w:tc>
@@ -2417,7 +2417,7 @@
                 <w:sz w:val="20"/>
                 <w:szCs w:val="20"/>
               </w:rPr>
-              <w:t xml:space="preserve">ROI breakdown</w:t>
+              <w:t xml:space="preserve">ROI calculation with transparency</w:t>
             </w:r>
           </w:p>
         </w:tc>
@@ -2474,7 +2474,7 @@
                 <w:sz w:val="20"/>
                 <w:szCs w:val="20"/>
               </w:rPr>
-              <w:t xml:space="preserve">Transparently specific calculation.</w:t>
+              <w:t xml:space="preserve">Math shown, verifiable, specific values ($11/hr, 250 days). Hard to fabricate credibly.</w:t>
             </w:r>
           </w:p>
         </w:tc>
@@ -2504,7 +2504,7 @@
                 <w:sz w:val="20"/>
                 <w:szCs w:val="20"/>
               </w:rPr>
-              <w:t xml:space="preserve">Post-launch Mei quote</w:t>
+              <w:t xml:space="preserve">Mei story with self-reflection</w:t>
             </w:r>
           </w:p>
         </w:tc>
@@ -2561,7 +2561,7 @@
                 <w:sz w:val="20"/>
                 <w:szCs w:val="20"/>
               </w:rPr>
-              <w:t xml:space="preserve">'What do I do with my morning now?' Authentic.</w:t>
+              <w:t xml:space="preserve">Personal narrative acknowledging what would be done differently. Authentic voice.</w:t>
             </w:r>
           </w:p>
         </w:tc>
@@ -2591,7 +2591,7 @@
                 <w:sz w:val="20"/>
                 <w:szCs w:val="20"/>
               </w:rPr>
-              <w:t xml:space="preserve">'Reducing tools &gt; adding features'</w:t>
+              <w:t xml:space="preserve">Task time 30min→under 2min</w:t>
             </w:r>
           </w:p>
         </w:tc>
@@ -2616,11 +2616,11 @@
             <w:r>
               <w:rPr>
                 <w:rFonts w:ascii="Arial" w:cs="Arial" w:eastAsia="Arial" w:hAnsi="Arial"/>
-                <w:color w:val="E67E22"/>
-                <w:sz w:val="20"/>
-                <w:szCs w:val="20"/>
-              </w:rPr>
-              <w:t xml:space="preserve">Medium</w:t>
+                <w:color w:val="27AE60"/>
+                <w:sz w:val="20"/>
+                <w:szCs w:val="20"/>
+              </w:rPr>
+              <w:t xml:space="preserve">Low</w:t>
             </w:r>
           </w:p>
         </w:tc>
@@ -2648,7 +2648,155 @@
                 <w:sz w:val="20"/>
                 <w:szCs w:val="20"/>
               </w:rPr>
-              <w:t xml:space="preserve">Aphoristic. Could be polished.</w:t>
+              <w:t xml:space="preserve">Specific before/after with honest vagueness (under 2 vs exact number). Credible.</w:t>
+            </w:r>
+          </w:p>
+        </w:tc>
+      </w:tr>
+    </w:tbl>
+    <w:p>
+      <w:r>
+        <w:br w:type="page"/>
+      </w:r>
+    </w:p>
+    <w:p>
+      <w:pPr>
+        <w:pStyle w:val="Heading1"/>
+        <w:spacing w:after="200" w:before="360"/>
+      </w:pPr>
+      <w:r>
+        <w:rPr>
+          <w:rFonts w:ascii="Arial" w:cs="Arial" w:eastAsia="Arial" w:hAnsi="Arial"/>
+          <w:b/>
+          <w:bCs/>
+          <w:color w:val="1A3C6E"/>
+          <w:sz w:val="32"/>
+          <w:szCs w:val="32"/>
+        </w:rPr>
+        <w:t xml:space="preserve">Part 4: Fabrication &amp; Credibility Audit</w:t>
+      </w:r>
+    </w:p>
+    <w:p>
+      <w:pPr>
+        <w:spacing w:after="120"/>
+      </w:pPr>
+      <w:r>
+        <w:rPr>
+          <w:rFonts w:ascii="Arial" w:cs="Arial" w:eastAsia="Arial" w:hAnsi="Arial"/>
+          <w:sz w:val="20"/>
+          <w:szCs w:val="20"/>
+        </w:rPr>
+        <w:t xml:space="preserve">Every claim, metric, persona detail, and outcome statement is assessed for plausibility. Verdicts: Credible (evidence supports claim), Questionable (claim needs additional evidence), Likely Fabricated (claim contradicts available evidence), Notable (significant absence worth flagging).</w:t>
+      </w:r>
+    </w:p>
+    <w:tbl>
+      <w:tblPr>
+        <w:tblW w:type="dxa" w:w="9360"/>
+        <w:tblBorders>
+          <w:top w:val="single" w:color="auto" w:sz="4"/>
+          <w:left w:val="single" w:color="auto" w:sz="4"/>
+          <w:bottom w:val="single" w:color="auto" w:sz="4"/>
+          <w:right w:val="single" w:color="auto" w:sz="4"/>
+          <w:insideH w:val="single" w:color="auto" w:sz="4"/>
+          <w:insideV w:val="single" w:color="auto" w:sz="4"/>
+        </w:tblBorders>
+      </w:tblPr>
+      <w:tblGrid>
+        <w:gridCol w:w="2800"/>
+        <w:gridCol w:w="1600"/>
+        <w:gridCol w:w="4960"/>
+      </w:tblGrid>
+      <w:tr>
+        <w:tc>
+          <w:tcPr>
+            <w:tcW w:type="dxa" w:w="2800"/>
+            <w:tcBorders>
+              <w:top w:val="single" w:color="CCCCCC" w:sz="1"/>
+              <w:left w:val="single" w:color="CCCCCC" w:sz="1"/>
+              <w:bottom w:val="single" w:color="CCCCCC" w:sz="1"/>
+              <w:right w:val="single" w:color="CCCCCC" w:sz="1"/>
+            </w:tcBorders>
+            <w:shd w:fill="1A3C6E" w:val="clear"/>
+            <w:tcMar>
+              <w:top w:type="dxa" w:w="80"/>
+              <w:left w:type="dxa" w:w="120"/>
+              <w:bottom w:type="dxa" w:w="80"/>
+              <w:right w:type="dxa" w:w="120"/>
+            </w:tcMar>
+          </w:tcPr>
+          <w:p>
+            <w:r>
+              <w:rPr>
+                <w:rFonts w:ascii="Arial" w:cs="Arial" w:eastAsia="Arial" w:hAnsi="Arial"/>
+                <w:b/>
+                <w:bCs/>
+                <w:color w:val="FFFFFF"/>
+                <w:sz w:val="20"/>
+                <w:szCs w:val="20"/>
+              </w:rPr>
+              <w:t xml:space="preserve">Claim</w:t>
+            </w:r>
+          </w:p>
+        </w:tc>
+        <w:tc>
+          <w:tcPr>
+            <w:tcW w:type="dxa" w:w="1600"/>
+            <w:tcBorders>
+              <w:top w:val="single" w:color="CCCCCC" w:sz="1"/>
+              <w:left w:val="single" w:color="CCCCCC" w:sz="1"/>
+              <w:bottom w:val="single" w:color="CCCCCC" w:sz="1"/>
+              <w:right w:val="single" w:color="CCCCCC" w:sz="1"/>
+            </w:tcBorders>
+            <w:shd w:fill="1A3C6E" w:val="clear"/>
+            <w:tcMar>
+              <w:top w:type="dxa" w:w="80"/>
+              <w:left w:type="dxa" w:w="120"/>
+              <w:bottom w:type="dxa" w:w="80"/>
+              <w:right w:type="dxa" w:w="120"/>
+            </w:tcMar>
+          </w:tcPr>
+          <w:p>
+            <w:r>
+              <w:rPr>
+                <w:rFonts w:ascii="Arial" w:cs="Arial" w:eastAsia="Arial" w:hAnsi="Arial"/>
+                <w:b/>
+                <w:bCs/>
+                <w:color w:val="FFFFFF"/>
+                <w:sz w:val="20"/>
+                <w:szCs w:val="20"/>
+              </w:rPr>
+              <w:t xml:space="preserve">Verdict</w:t>
+            </w:r>
+          </w:p>
+        </w:tc>
+        <w:tc>
+          <w:tcPr>
+            <w:tcW w:type="dxa" w:w="4960"/>
+            <w:tcBorders>
+              <w:top w:val="single" w:color="CCCCCC" w:sz="1"/>
+              <w:left w:val="single" w:color="CCCCCC" w:sz="1"/>
+              <w:bottom w:val="single" w:color="CCCCCC" w:sz="1"/>
+              <w:right w:val="single" w:color="CCCCCC" w:sz="1"/>
+            </w:tcBorders>
+            <w:shd w:fill="1A3C6E" w:val="clear"/>
+            <w:tcMar>
+              <w:top w:type="dxa" w:w="80"/>
+              <w:left w:type="dxa" w:w="120"/>
+              <w:bottom w:type="dxa" w:w="80"/>
+              <w:right w:type="dxa" w:w="120"/>
+            </w:tcMar>
+          </w:tcPr>
+          <w:p>
+            <w:r>
+              <w:rPr>
+                <w:rFonts w:ascii="Arial" w:cs="Arial" w:eastAsia="Arial" w:hAnsi="Arial"/>
+                <w:b/>
+                <w:bCs/>
+                <w:color w:val="FFFFFF"/>
+                <w:sz w:val="20"/>
+                <w:szCs w:val="20"/>
+              </w:rPr>
+              <w:t xml:space="preserve">Reasoning</w:t>
             </w:r>
           </w:p>
         </w:tc>
@@ -2656,7 +2804,96 @@
       <w:tr>
         <w:tc>
           <w:tcPr>
-            <w:tcW w:type="dxa" w:w="3500"/>
+            <w:tcW w:type="dxa" w:w="2800"/>
+            <w:tcBorders>
+              <w:top w:val="single" w:color="CCCCCC" w:sz="1"/>
+              <w:left w:val="single" w:color="CCCCCC" w:sz="1"/>
+              <w:bottom w:val="single" w:color="CCCCCC" w:sz="1"/>
+              <w:right w:val="single" w:color="CCCCCC" w:sz="1"/>
+            </w:tcBorders>
+            <w:shd w:fill="F5F5F5" w:val="clear"/>
+            <w:tcMar>
+              <w:top w:type="dxa" w:w="80"/>
+              <w:left w:type="dxa" w:w="120"/>
+              <w:bottom w:type="dxa" w:w="80"/>
+              <w:right w:type="dxa" w:w="120"/>
+            </w:tcMar>
+          </w:tcPr>
+          <w:p>
+            <w:r>
+              <w:rPr>
+                <w:rFonts w:ascii="Arial" w:cs="Arial" w:eastAsia="Arial" w:hAnsi="Arial"/>
+                <w:sz w:val="20"/>
+                <w:szCs w:val="20"/>
+              </w:rPr>
+              <w:t xml:space="preserve">"104% ROI" with complete calculation shown</w:t>
+            </w:r>
+          </w:p>
+        </w:tc>
+        <w:tc>
+          <w:tcPr>
+            <w:tcW w:type="dxa" w:w="1600"/>
+            <w:tcBorders>
+              <w:top w:val="single" w:color="CCCCCC" w:sz="1"/>
+              <w:left w:val="single" w:color="CCCCCC" w:sz="1"/>
+              <w:bottom w:val="single" w:color="CCCCCC" w:sz="1"/>
+              <w:right w:val="single" w:color="CCCCCC" w:sz="1"/>
+            </w:tcBorders>
+            <w:shd w:fill="F5F5F5" w:val="clear"/>
+            <w:tcMar>
+              <w:top w:type="dxa" w:w="80"/>
+              <w:left w:type="dxa" w:w="120"/>
+              <w:bottom w:type="dxa" w:w="80"/>
+              <w:right w:type="dxa" w:w="120"/>
+            </w:tcMar>
+          </w:tcPr>
+          <w:p>
+            <w:r>
+              <w:rPr>
+                <w:rFonts w:ascii="Arial" w:cs="Arial" w:eastAsia="Arial" w:hAnsi="Arial"/>
+                <w:b/>
+                <w:bCs/>
+                <w:color w:val="27AE60"/>
+                <w:sz w:val="20"/>
+                <w:szCs w:val="20"/>
+              </w:rPr>
+              <w:t xml:space="preserve">Credible</w:t>
+            </w:r>
+          </w:p>
+        </w:tc>
+        <w:tc>
+          <w:tcPr>
+            <w:tcW w:type="dxa" w:w="4960"/>
+            <w:tcBorders>
+              <w:top w:val="single" w:color="CCCCCC" w:sz="1"/>
+              <w:left w:val="single" w:color="CCCCCC" w:sz="1"/>
+              <w:bottom w:val="single" w:color="CCCCCC" w:sz="1"/>
+              <w:right w:val="single" w:color="CCCCCC" w:sz="1"/>
+            </w:tcBorders>
+            <w:shd w:fill="F5F5F5" w:val="clear"/>
+            <w:tcMar>
+              <w:top w:type="dxa" w:w="80"/>
+              <w:left w:type="dxa" w:w="120"/>
+              <w:bottom w:type="dxa" w:w="80"/>
+              <w:right w:type="dxa" w:w="120"/>
+            </w:tcMar>
+          </w:tcPr>
+          <w:p>
+            <w:r>
+              <w:rPr>
+                <w:rFonts w:ascii="Arial" w:cs="Arial" w:eastAsia="Arial" w:hAnsi="Arial"/>
+                <w:sz w:val="20"/>
+                <w:szCs w:val="20"/>
+              </w:rPr>
+              <w:t xml:space="preserve">ROI methodology is transparent: time saved × hourly rate × design cost = ROI. 30 min × 250 days × $11/hr = $1,375, design cost $1,360, therefore 104%. Math is verifiable and honest about assumptions ($11/hr rate, 250 working days). This is the gold standard for business metrics in portfolios.</w:t>
+            </w:r>
+          </w:p>
+        </w:tc>
+      </w:tr>
+      <w:tr>
+        <w:tc>
+          <w:tcPr>
+            <w:tcW w:type="dxa" w:w="2800"/>
             <w:tcBorders>
               <w:top w:val="single" w:color="CCCCCC" w:sz="1"/>
               <w:left w:val="single" w:color="CCCCCC" w:sz="1"/>
@@ -2678,13 +2915,13 @@
                 <w:sz w:val="20"/>
                 <w:szCs w:val="20"/>
               </w:rPr>
-              <w:t xml:space="preserve">Information Scent Theory</w:t>
-            </w:r>
-          </w:p>
-        </w:tc>
-        <w:tc>
-          <w:tcPr>
-            <w:tcW w:type="dxa" w:w="1800"/>
+              <w:t xml:space="preserve">"83% time reduction" from homepage vs 30→2min (93%)</w:t>
+            </w:r>
+          </w:p>
+        </w:tc>
+        <w:tc>
+          <w:tcPr>
+            <w:tcW w:type="dxa" w:w="1600"/>
             <w:tcBorders>
               <w:top w:val="single" w:color="CCCCCC" w:sz="1"/>
               <w:left w:val="single" w:color="CCCCCC" w:sz="1"/>
@@ -2703,17 +2940,19 @@
             <w:r>
               <w:rPr>
                 <w:rFonts w:ascii="Arial" w:cs="Arial" w:eastAsia="Arial" w:hAnsi="Arial"/>
+                <w:b/>
+                <w:bCs/>
                 <w:color w:val="27AE60"/>
                 <w:sz w:val="20"/>
                 <w:szCs w:val="20"/>
               </w:rPr>
-              <w:t xml:space="preserve">Low</w:t>
-            </w:r>
-          </w:p>
-        </w:tc>
-        <w:tc>
-          <w:tcPr>
-            <w:tcW w:type="dxa" w:w="4060"/>
+              <w:t xml:space="preserve">Likely Fabricated or Error</w:t>
+            </w:r>
+          </w:p>
+        </w:tc>
+        <w:tc>
+          <w:tcPr>
+            <w:tcW w:type="dxa" w:w="4960"/>
             <w:tcBorders>
               <w:top w:val="single" w:color="CCCCCC" w:sz="1"/>
               <w:left w:val="single" w:color="CCCCCC" w:sz="1"/>
@@ -2735,7 +2974,452 @@
                 <w:sz w:val="20"/>
                 <w:szCs w:val="20"/>
               </w:rPr>
-              <w:t xml:space="preserve">Specific academic reference.</w:t>
+              <w:t xml:space="preserve">There's a mathematical inconsistency. 30 minutes down to 2 minutes = 28 minute savings / 30 minutes original = 93.3% reduction. Homepage claims 83%. Either (a) the before/after numbers are wrong (maybe it's 30→5min = 83%), (b) the 83% is calculated differently (different baseline), or (c) someone misremembered the metric. This is the only clear math error in the portfolio.</w:t>
+            </w:r>
+          </w:p>
+        </w:tc>
+      </w:tr>
+      <w:tr>
+        <w:tc>
+          <w:tcPr>
+            <w:tcW w:type="dxa" w:w="2800"/>
+            <w:tcBorders>
+              <w:top w:val="single" w:color="CCCCCC" w:sz="1"/>
+              <w:left w:val="single" w:color="CCCCCC" w:sz="1"/>
+              <w:bottom w:val="single" w:color="CCCCCC" w:sz="1"/>
+              <w:right w:val="single" w:color="CCCCCC" w:sz="1"/>
+            </w:tcBorders>
+            <w:shd w:fill="F5F5F5" w:val="clear"/>
+            <w:tcMar>
+              <w:top w:type="dxa" w:w="80"/>
+              <w:left w:type="dxa" w:w="120"/>
+              <w:bottom w:type="dxa" w:w="80"/>
+              <w:right w:type="dxa" w:w="120"/>
+            </w:tcMar>
+          </w:tcPr>
+          <w:p>
+            <w:r>
+              <w:rPr>
+                <w:rFonts w:ascii="Arial" w:cs="Arial" w:eastAsia="Arial" w:hAnsi="Arial"/>
+                <w:sz w:val="20"/>
+                <w:szCs w:val="20"/>
+              </w:rPr>
+              <w:t xml:space="preserve">"Design cost = ~$1,360"</w:t>
+            </w:r>
+          </w:p>
+        </w:tc>
+        <w:tc>
+          <w:tcPr>
+            <w:tcW w:type="dxa" w:w="1600"/>
+            <w:tcBorders>
+              <w:top w:val="single" w:color="CCCCCC" w:sz="1"/>
+              <w:left w:val="single" w:color="CCCCCC" w:sz="1"/>
+              <w:bottom w:val="single" w:color="CCCCCC" w:sz="1"/>
+              <w:right w:val="single" w:color="CCCCCC" w:sz="1"/>
+            </w:tcBorders>
+            <w:shd w:fill="F5F5F5" w:val="clear"/>
+            <w:tcMar>
+              <w:top w:type="dxa" w:w="80"/>
+              <w:left w:type="dxa" w:w="120"/>
+              <w:bottom w:type="dxa" w:w="80"/>
+              <w:right w:type="dxa" w:w="120"/>
+            </w:tcMar>
+          </w:tcPr>
+          <w:p>
+            <w:r>
+              <w:rPr>
+                <w:rFonts w:ascii="Arial" w:cs="Arial" w:eastAsia="Arial" w:hAnsi="Arial"/>
+                <w:b/>
+                <w:bCs/>
+                <w:color w:val="E67E22"/>
+                <w:sz w:val="20"/>
+                <w:szCs w:val="20"/>
+              </w:rPr>
+              <w:t xml:space="preserve">Questionable</w:t>
+            </w:r>
+          </w:p>
+        </w:tc>
+        <w:tc>
+          <w:tcPr>
+            <w:tcW w:type="dxa" w:w="4960"/>
+            <w:tcBorders>
+              <w:top w:val="single" w:color="CCCCCC" w:sz="1"/>
+              <w:left w:val="single" w:color="CCCCCC" w:sz="1"/>
+              <w:bottom w:val="single" w:color="CCCCCC" w:sz="1"/>
+              <w:right w:val="single" w:color="CCCCCC" w:sz="1"/>
+            </w:tcBorders>
+            <w:shd w:fill="F5F5F5" w:val="clear"/>
+            <w:tcMar>
+              <w:top w:type="dxa" w:w="80"/>
+              <w:left w:type="dxa" w:w="120"/>
+              <w:bottom w:type="dxa" w:w="80"/>
+              <w:right w:type="dxa" w:w="120"/>
+            </w:tcMar>
+          </w:tcPr>
+          <w:p>
+            <w:r>
+              <w:rPr>
+                <w:rFonts w:ascii="Arial" w:cs="Arial" w:eastAsia="Arial" w:hAnsi="Arial"/>
+                <w:sz w:val="20"/>
+                <w:szCs w:val="20"/>
+              </w:rPr>
+              <w:t xml:space="preserve">Internal design cost calculation assumes $X/hr × Y hours of work. The estimate is specific but methodology (how many hours, what hourly rate) is not shown. Reasonable for internal project, but could be more transparent.</w:t>
+            </w:r>
+          </w:p>
+        </w:tc>
+      </w:tr>
+      <w:tr>
+        <w:tc>
+          <w:tcPr>
+            <w:tcW w:type="dxa" w:w="2800"/>
+            <w:tcBorders>
+              <w:top w:val="single" w:color="CCCCCC" w:sz="1"/>
+              <w:left w:val="single" w:color="CCCCCC" w:sz="1"/>
+              <w:bottom w:val="single" w:color="CCCCCC" w:sz="1"/>
+              <w:right w:val="single" w:color="CCCCCC" w:sz="1"/>
+            </w:tcBorders>
+            <w:shd w:fill="FFFFFF" w:val="clear"/>
+            <w:tcMar>
+              <w:top w:type="dxa" w:w="80"/>
+              <w:left w:type="dxa" w:w="120"/>
+              <w:bottom w:type="dxa" w:w="80"/>
+              <w:right w:type="dxa" w:w="120"/>
+            </w:tcMar>
+          </w:tcPr>
+          <w:p>
+            <w:r>
+              <w:rPr>
+                <w:rFonts w:ascii="Arial" w:cs="Arial" w:eastAsia="Arial" w:hAnsi="Arial"/>
+                <w:sz w:val="20"/>
+                <w:szCs w:val="20"/>
+              </w:rPr>
+              <w:t xml:space="preserve">"30 min/day × 250 days/year"</w:t>
+            </w:r>
+          </w:p>
+        </w:tc>
+        <w:tc>
+          <w:tcPr>
+            <w:tcW w:type="dxa" w:w="1600"/>
+            <w:tcBorders>
+              <w:top w:val="single" w:color="CCCCCC" w:sz="1"/>
+              <w:left w:val="single" w:color="CCCCCC" w:sz="1"/>
+              <w:bottom w:val="single" w:color="CCCCCC" w:sz="1"/>
+              <w:right w:val="single" w:color="CCCCCC" w:sz="1"/>
+            </w:tcBorders>
+            <w:shd w:fill="FFFFFF" w:val="clear"/>
+            <w:tcMar>
+              <w:top w:type="dxa" w:w="80"/>
+              <w:left w:type="dxa" w:w="120"/>
+              <w:bottom w:type="dxa" w:w="80"/>
+              <w:right w:type="dxa" w:w="120"/>
+            </w:tcMar>
+          </w:tcPr>
+          <w:p>
+            <w:r>
+              <w:rPr>
+                <w:rFonts w:ascii="Arial" w:cs="Arial" w:eastAsia="Arial" w:hAnsi="Arial"/>
+                <w:b/>
+                <w:bCs/>
+                <w:color w:val="27AE60"/>
+                <w:sz w:val="20"/>
+                <w:szCs w:val="20"/>
+              </w:rPr>
+              <w:t xml:space="preserve">Credible</w:t>
+            </w:r>
+          </w:p>
+        </w:tc>
+        <w:tc>
+          <w:tcPr>
+            <w:tcW w:type="dxa" w:w="4960"/>
+            <w:tcBorders>
+              <w:top w:val="single" w:color="CCCCCC" w:sz="1"/>
+              <w:left w:val="single" w:color="CCCCCC" w:sz="1"/>
+              <w:bottom w:val="single" w:color="CCCCCC" w:sz="1"/>
+              <w:right w:val="single" w:color="CCCCCC" w:sz="1"/>
+            </w:tcBorders>
+            <w:shd w:fill="FFFFFF" w:val="clear"/>
+            <w:tcMar>
+              <w:top w:type="dxa" w:w="80"/>
+              <w:left w:type="dxa" w:w="120"/>
+              <w:bottom w:type="dxa" w:w="80"/>
+              <w:right w:type="dxa" w:w="120"/>
+            </w:tcMar>
+          </w:tcPr>
+          <w:p>
+            <w:r>
+              <w:rPr>
+                <w:rFonts w:ascii="Arial" w:cs="Arial" w:eastAsia="Arial" w:hAnsi="Arial"/>
+                <w:sz w:val="20"/>
+                <w:szCs w:val="20"/>
+              </w:rPr>
+              <w:t xml:space="preserve">Standard working days assumption (250 = 52 weeks × 5 days, accounting for vacation). Reasonable calculation.</w:t>
+            </w:r>
+          </w:p>
+        </w:tc>
+      </w:tr>
+      <w:tr>
+        <w:tc>
+          <w:tcPr>
+            <w:tcW w:type="dxa" w:w="2800"/>
+            <w:tcBorders>
+              <w:top w:val="single" w:color="CCCCCC" w:sz="1"/>
+              <w:left w:val="single" w:color="CCCCCC" w:sz="1"/>
+              <w:bottom w:val="single" w:color="CCCCCC" w:sz="1"/>
+              <w:right w:val="single" w:color="CCCCCC" w:sz="1"/>
+            </w:tcBorders>
+            <w:shd w:fill="F5F5F5" w:val="clear"/>
+            <w:tcMar>
+              <w:top w:type="dxa" w:w="80"/>
+              <w:left w:type="dxa" w:w="120"/>
+              <w:bottom w:type="dxa" w:w="80"/>
+              <w:right w:type="dxa" w:w="120"/>
+            </w:tcMar>
+          </w:tcPr>
+          <w:p>
+            <w:r>
+              <w:rPr>
+                <w:rFonts w:ascii="Arial" w:cs="Arial" w:eastAsia="Arial" w:hAnsi="Arial"/>
+                <w:sz w:val="20"/>
+                <w:szCs w:val="20"/>
+              </w:rPr>
+              <w:t xml:space="preserve">"$11/hr analyst hourly rate"</w:t>
+            </w:r>
+          </w:p>
+        </w:tc>
+        <w:tc>
+          <w:tcPr>
+            <w:tcW w:type="dxa" w:w="1600"/>
+            <w:tcBorders>
+              <w:top w:val="single" w:color="CCCCCC" w:sz="1"/>
+              <w:left w:val="single" w:color="CCCCCC" w:sz="1"/>
+              <w:bottom w:val="single" w:color="CCCCCC" w:sz="1"/>
+              <w:right w:val="single" w:color="CCCCCC" w:sz="1"/>
+            </w:tcBorders>
+            <w:shd w:fill="F5F5F5" w:val="clear"/>
+            <w:tcMar>
+              <w:top w:type="dxa" w:w="80"/>
+              <w:left w:type="dxa" w:w="120"/>
+              <w:bottom w:type="dxa" w:w="80"/>
+              <w:right w:type="dxa" w:w="120"/>
+            </w:tcMar>
+          </w:tcPr>
+          <w:p>
+            <w:r>
+              <w:rPr>
+                <w:rFonts w:ascii="Arial" w:cs="Arial" w:eastAsia="Arial" w:hAnsi="Arial"/>
+                <w:b/>
+                <w:bCs/>
+                <w:color w:val="E67E22"/>
+                <w:sz w:val="20"/>
+                <w:szCs w:val="20"/>
+              </w:rPr>
+              <w:t xml:space="preserve">Questionable</w:t>
+            </w:r>
+          </w:p>
+        </w:tc>
+        <w:tc>
+          <w:tcPr>
+            <w:tcW w:type="dxa" w:w="4960"/>
+            <w:tcBorders>
+              <w:top w:val="single" w:color="CCCCCC" w:sz="1"/>
+              <w:left w:val="single" w:color="CCCCCC" w:sz="1"/>
+              <w:bottom w:val="single" w:color="CCCCCC" w:sz="1"/>
+              <w:right w:val="single" w:color="CCCCCC" w:sz="1"/>
+            </w:tcBorders>
+            <w:shd w:fill="F5F5F5" w:val="clear"/>
+            <w:tcMar>
+              <w:top w:type="dxa" w:w="80"/>
+              <w:left w:type="dxa" w:w="120"/>
+              <w:bottom w:type="dxa" w:w="80"/>
+              <w:right w:type="dxa" w:w="120"/>
+            </w:tcMar>
+          </w:tcPr>
+          <w:p>
+            <w:r>
+              <w:rPr>
+                <w:rFonts w:ascii="Arial" w:cs="Arial" w:eastAsia="Arial" w:hAnsi="Arial"/>
+                <w:sz w:val="20"/>
+                <w:szCs w:val="20"/>
+              </w:rPr>
+              <w:t xml:space="preserve">$11/hr is below typical analyst salary (usually $20-30/hr loaded). Either (a) very junior analyst, (b) part of a heavily loaded cost calculation, or (c) conservative estimate. Methodology could be clearer.</w:t>
+            </w:r>
+          </w:p>
+        </w:tc>
+      </w:tr>
+      <w:tr>
+        <w:tc>
+          <w:tcPr>
+            <w:tcW w:type="dxa" w:w="2800"/>
+            <w:tcBorders>
+              <w:top w:val="single" w:color="CCCCCC" w:sz="1"/>
+              <w:left w:val="single" w:color="CCCCCC" w:sz="1"/>
+              <w:bottom w:val="single" w:color="CCCCCC" w:sz="1"/>
+              <w:right w:val="single" w:color="CCCCCC" w:sz="1"/>
+            </w:tcBorders>
+            <w:shd w:fill="FFFFFF" w:val="clear"/>
+            <w:tcMar>
+              <w:top w:type="dxa" w:w="80"/>
+              <w:left w:type="dxa" w:w="120"/>
+              <w:bottom w:type="dxa" w:w="80"/>
+              <w:right w:type="dxa" w:w="120"/>
+            </w:tcMar>
+          </w:tcPr>
+          <w:p>
+            <w:r>
+              <w:rPr>
+                <w:rFonts w:ascii="Arial" w:cs="Arial" w:eastAsia="Arial" w:hAnsi="Arial"/>
+                <w:sz w:val="20"/>
+                <w:szCs w:val="20"/>
+              </w:rPr>
+              <w:t xml:space="preserve">"5 stakeholder interviews"</w:t>
+            </w:r>
+          </w:p>
+        </w:tc>
+        <w:tc>
+          <w:tcPr>
+            <w:tcW w:type="dxa" w:w="1600"/>
+            <w:tcBorders>
+              <w:top w:val="single" w:color="CCCCCC" w:sz="1"/>
+              <w:left w:val="single" w:color="CCCCCC" w:sz="1"/>
+              <w:bottom w:val="single" w:color="CCCCCC" w:sz="1"/>
+              <w:right w:val="single" w:color="CCCCCC" w:sz="1"/>
+            </w:tcBorders>
+            <w:shd w:fill="FFFFFF" w:val="clear"/>
+            <w:tcMar>
+              <w:top w:type="dxa" w:w="80"/>
+              <w:left w:type="dxa" w:w="120"/>
+              <w:bottom w:type="dxa" w:w="80"/>
+              <w:right w:type="dxa" w:w="120"/>
+            </w:tcMar>
+          </w:tcPr>
+          <w:p>
+            <w:r>
+              <w:rPr>
+                <w:rFonts w:ascii="Arial" w:cs="Arial" w:eastAsia="Arial" w:hAnsi="Arial"/>
+                <w:b/>
+                <w:bCs/>
+                <w:color w:val="27AE60"/>
+                <w:sz w:val="20"/>
+                <w:szCs w:val="20"/>
+              </w:rPr>
+              <w:t xml:space="preserve">Credible</w:t>
+            </w:r>
+          </w:p>
+        </w:tc>
+        <w:tc>
+          <w:tcPr>
+            <w:tcW w:type="dxa" w:w="4960"/>
+            <w:tcBorders>
+              <w:top w:val="single" w:color="CCCCCC" w:sz="1"/>
+              <w:left w:val="single" w:color="CCCCCC" w:sz="1"/>
+              <w:bottom w:val="single" w:color="CCCCCC" w:sz="1"/>
+              <w:right w:val="single" w:color="CCCCCC" w:sz="1"/>
+            </w:tcBorders>
+            <w:shd w:fill="FFFFFF" w:val="clear"/>
+            <w:tcMar>
+              <w:top w:type="dxa" w:w="80"/>
+              <w:left w:type="dxa" w:w="120"/>
+              <w:bottom w:type="dxa" w:w="80"/>
+              <w:right w:type="dxa" w:w="120"/>
+            </w:tcMar>
+          </w:tcPr>
+          <w:p>
+            <w:r>
+              <w:rPr>
+                <w:rFonts w:ascii="Arial" w:cs="Arial" w:eastAsia="Arial" w:hAnsi="Arial"/>
+                <w:sz w:val="20"/>
+                <w:szCs w:val="20"/>
+              </w:rPr>
+              <w:t xml:space="preserve">Reasonable number for internal tool. Stakeholder definition could be clearer (finance team members? procurement team?).</w:t>
+            </w:r>
+          </w:p>
+        </w:tc>
+      </w:tr>
+      <w:tr>
+        <w:tc>
+          <w:tcPr>
+            <w:tcW w:type="dxa" w:w="2800"/>
+            <w:tcBorders>
+              <w:top w:val="single" w:color="CCCCCC" w:sz="1"/>
+              <w:left w:val="single" w:color="CCCCCC" w:sz="1"/>
+              <w:bottom w:val="single" w:color="CCCCCC" w:sz="1"/>
+              <w:right w:val="single" w:color="CCCCCC" w:sz="1"/>
+            </w:tcBorders>
+            <w:shd w:fill="F5F5F5" w:val="clear"/>
+            <w:tcMar>
+              <w:top w:type="dxa" w:w="80"/>
+              <w:left w:type="dxa" w:w="120"/>
+              <w:bottom w:type="dxa" w:w="80"/>
+              <w:right w:type="dxa" w:w="120"/>
+            </w:tcMar>
+          </w:tcPr>
+          <w:p>
+            <w:r>
+              <w:rPr>
+                <w:rFonts w:ascii="Arial" w:cs="Arial" w:eastAsia="Arial" w:hAnsi="Arial"/>
+                <w:sz w:val="20"/>
+                <w:szCs w:val="20"/>
+              </w:rPr>
+              <w:t xml:space="preserve">"Procurement team adopted dashboard pattern"</w:t>
+            </w:r>
+          </w:p>
+        </w:tc>
+        <w:tc>
+          <w:tcPr>
+            <w:tcW w:type="dxa" w:w="1600"/>
+            <w:tcBorders>
+              <w:top w:val="single" w:color="CCCCCC" w:sz="1"/>
+              <w:left w:val="single" w:color="CCCCCC" w:sz="1"/>
+              <w:bottom w:val="single" w:color="CCCCCC" w:sz="1"/>
+              <w:right w:val="single" w:color="CCCCCC" w:sz="1"/>
+            </w:tcBorders>
+            <w:shd w:fill="F5F5F5" w:val="clear"/>
+            <w:tcMar>
+              <w:top w:type="dxa" w:w="80"/>
+              <w:left w:type="dxa" w:w="120"/>
+              <w:bottom w:type="dxa" w:w="80"/>
+              <w:right w:type="dxa" w:w="120"/>
+            </w:tcMar>
+          </w:tcPr>
+          <w:p>
+            <w:r>
+              <w:rPr>
+                <w:rFonts w:ascii="Arial" w:cs="Arial" w:eastAsia="Arial" w:hAnsi="Arial"/>
+                <w:b/>
+                <w:bCs/>
+                <w:color w:val="27AE60"/>
+                <w:sz w:val="20"/>
+                <w:szCs w:val="20"/>
+              </w:rPr>
+              <w:t xml:space="preserve">Credible</w:t>
+            </w:r>
+          </w:p>
+        </w:tc>
+        <w:tc>
+          <w:tcPr>
+            <w:tcW w:type="dxa" w:w="4960"/>
+            <w:tcBorders>
+              <w:top w:val="single" w:color="CCCCCC" w:sz="1"/>
+              <w:left w:val="single" w:color="CCCCCC" w:sz="1"/>
+              <w:bottom w:val="single" w:color="CCCCCC" w:sz="1"/>
+              <w:right w:val="single" w:color="CCCCCC" w:sz="1"/>
+            </w:tcBorders>
+            <w:shd w:fill="F5F5F5" w:val="clear"/>
+            <w:tcMar>
+              <w:top w:type="dxa" w:w="80"/>
+              <w:left w:type="dxa" w:w="120"/>
+              <w:bottom w:type="dxa" w:w="80"/>
+              <w:right w:type="dxa" w:w="120"/>
+            </w:tcMar>
+          </w:tcPr>
+          <w:p>
+            <w:r>
+              <w:rPr>
+                <w:rFonts w:ascii="Arial" w:cs="Arial" w:eastAsia="Arial" w:hAnsi="Arial"/>
+                <w:sz w:val="20"/>
+                <w:szCs w:val="20"/>
+              </w:rPr>
+              <w:t xml:space="preserve">Organizational adoption is verifiable through cross-team references and design system records.</w:t>
             </w:r>
           </w:p>
         </w:tc>
@@ -2778,7 +3462,7 @@
           <w:sz w:val="20"/>
           <w:szCs w:val="20"/>
         </w:rPr>
-        <w:t xml:space="preserve">Transparent ROI calculation anyone can verify (30min x 250 days x $11/h)</w:t>
+        <w:t xml:space="preserve">Transparent ROI calculation (30min saved × 250 days × $11/hr = $1,375 impact vs $1,360 design cost) is the gold standard for business metrics — most portfolios claim ROI without showing the math.</w:t>
       </w:r>
     </w:p>
     <w:p>
@@ -2796,7 +3480,7 @@
           <w:sz w:val="20"/>
           <w:szCs w:val="20"/>
         </w:rPr>
-        <w:t xml:space="preserve">Strong user narrative arc: Mei's 30-min ritual to 'What do I do with my morning now?'</w:t>
+        <w:t xml:space="preserve">Information Scent Theory application demonstrates applied UX research knowledge, not just intuition.</w:t>
       </w:r>
     </w:p>
     <w:p>
@@ -2814,7 +3498,7 @@
           <w:sz w:val="20"/>
           <w:szCs w:val="20"/>
         </w:rPr>
-        <w:t xml:space="preserve">Real company (TreeDots) with real stakeholders</w:t>
+        <w:t xml:space="preserve">Self-aware reflection ('a structured usability test before launch would have produced stronger evidence') shows maturity and growth mindset.</w:t>
       </w:r>
     </w:p>
     <w:p>
@@ -2832,7 +3516,7 @@
           <w:sz w:val="20"/>
           <w:szCs w:val="20"/>
         </w:rPr>
-        <w:t xml:space="preserve">Framing genius: 'No new APIs needed — entire ROI came from restructuring existing information'</w:t>
+        <w:t xml:space="preserve">Design system adoption (KPI card adopted, dashboard pattern adopted by procurement) proves organizational impact beyond single project.</w:t>
       </w:r>
     </w:p>
     <w:p>
@@ -2850,7 +3534,7 @@
           <w:sz w:val="20"/>
           <w:szCs w:val="20"/>
         </w:rPr>
-        <w:t xml:space="preserve">Emotional close with authentic user feedback</w:t>
+        <w:t xml:space="preserve">Before/After quantified outcomes (30min→2min task time, 3 systems→1 dashboard) are concrete and verifiable.</w:t>
       </w:r>
     </w:p>
     <w:p>
@@ -3056,11 +3740,11 @@
                 <w:rFonts w:ascii="Arial" w:cs="Arial" w:eastAsia="Arial" w:hAnsi="Arial"/>
                 <w:b/>
                 <w:bCs/>
-                <w:color w:val="E67E22"/>
-                <w:sz w:val="20"/>
-                <w:szCs w:val="20"/>
-              </w:rPr>
-              <w:t xml:space="preserve">HIGH</w:t>
+                <w:color w:val="C0392B"/>
+                <w:sz w:val="20"/>
+                <w:szCs w:val="20"/>
+              </w:rPr>
+              <w:t xml:space="preserve">CRITICAL</w:t>
             </w:r>
           </w:p>
         </w:tc>
@@ -3088,7 +3772,7 @@
                 <w:sz w:val="20"/>
                 <w:szCs w:val="20"/>
               </w:rPr>
-              <w:t xml:space="preserve">Oldest case study (2022) — may signal dated skills</w:t>
+              <w:t xml:space="preserve">Homepage metric '83% time reduction' contradicts case study math (30→2min = 93% reduction)</w:t>
             </w:r>
           </w:p>
         </w:tc>
@@ -3116,7 +3800,7 @@
                 <w:sz w:val="20"/>
                 <w:szCs w:val="20"/>
               </w:rPr>
-              <w:t xml:space="preserve">A 4-year-old case study at the top of a 2026 portfolio raises the question: 'What has this designer done recently that isn't a personal project?' Combined with the fact that Golden Paths and Resume Pipeline are personal tools, the only recent company work is at Raytail. Three out of eight case studies come from one employer.</w:t>
+              <w:t xml:space="preserve">This is a clear mathematical error that will be caught by any detail-oriented hiring manager. 30 minutes down to 2 minutes is (30-2)/30 = 93.3% reduction, not 83%. Either the homepage metric is wrong or the before/after numbers are wrong. Either way, it suggests metric carelessness. In competitive interviews, this error will be noted: 'Your numbers don't add up.' For a finance-focused case study where ROI methodology is explicitly shown, having this math error visible is particularly damaging to credibility.</w:t>
             </w:r>
           </w:p>
         </w:tc>
@@ -3144,7 +3828,7 @@
                 <w:sz w:val="20"/>
                 <w:szCs w:val="20"/>
               </w:rPr>
-              <w:t xml:space="preserve">Consider moving this case study lower in the portfolio order. Lead with recent work (Design System, Retail) that shows current skills. If keeping it, add a note: 'This 2022 project established the ROI-driven design approach I now apply to every engagement.' Frame it as foundational, not current.</w:t>
+              <w:t xml:space="preserve">Verify the actual before/after numbers: If task time is truly 30min→2min, update homepage to say '93% time reduction' or '30 minutes to 2 minutes' (letting math be obvious). If task time is actually 30min→5min (which yields 83%), update case study slides. The inconsistency must be resolved. Having two different versions of the same metric is unacceptable.</w:t>
             </w:r>
           </w:p>
         </w:tc>
@@ -3205,7 +3889,7 @@
                 <w:sz w:val="20"/>
                 <w:szCs w:val="20"/>
               </w:rPr>
-              <w:t xml:space="preserve">No usability testing of the new dashboard shown</w:t>
+              <w:t xml:space="preserve">Hourly rate assumption ($11/hr for analyst) is unusually low and methodology not explained</w:t>
             </w:r>
           </w:p>
         </w:tc>
@@ -3233,7 +3917,7 @@
                 <w:sz w:val="20"/>
                 <w:szCs w:val="20"/>
               </w:rPr>
-              <w:t xml:space="preserve">The case study shows research (shadowing, interviews) but no validation that the new design actually works. The before/after comparison shows the new design, and Mei's quote suggests it worked, but there's no usability test, task completion rate, or error rate comparison. For a hiring manager evaluating methodology, this is a gap: 'They researched the problem but didn't validate the solution.'</w:t>
+              <w:t xml:space="preserve">The ROI calculation uses $11/hr as the analyst hourly cost, which is below minimum wage in many regions and far below typical analyst salary ($25-40/hr loaded cost). This creates questions: (1) Is this a junior analyst? (2) Is $11 a conservative estimate? (3) Is this fully loaded cost or salary only? If actual cost is $25/hr, the ROI jumps from 104% to 300%+. Without explaining the assumption, the number looks either artificially conservative (hiding stronger impact) or inaccurate.</w:t>
             </w:r>
           </w:p>
         </w:tc>
@@ -3261,7 +3945,7 @@
                 <w:sz w:val="20"/>
                 <w:szCs w:val="20"/>
               </w:rPr>
-              <w:t xml:space="preserve">If testing was done but not shown, add it: 'Post-launch, we tracked task completion time for the daily check-in workflow. Average dropped from 30 minutes to under 2 minutes.' If not tested formally, add a reflection: 'In hindsight, I would have run a structured usability test before launch. Mei's immediate positive reaction validated the design, but a controlled comparison would have produced stronger evidence.'</w:t>
+              <w:t xml:space="preserve">Slide 9 ROI calculation should explain the rate: 'Hourly cost = $11/hr based on junior analyst salary + 30% loaded benefits (conservative estimate; senior analysts would show higher ROI). Alternatively showing the sensitivity: At $11/hr: 104% ROI. At $25/hr: 260% ROI.' This transparency shows you understand cost accounting and aren't hiding assumptions.</w:t>
             </w:r>
           </w:p>
         </w:tc>
@@ -3290,11 +3974,11 @@
                 <w:rFonts w:ascii="Arial" w:cs="Arial" w:eastAsia="Arial" w:hAnsi="Arial"/>
                 <w:b/>
                 <w:bCs/>
-                <w:color w:val="C8A96E"/>
-                <w:sz w:val="20"/>
-                <w:szCs w:val="20"/>
-              </w:rPr>
-              <w:t xml:space="preserve">MEDIUM</w:t>
+                <w:color w:val="E67E22"/>
+                <w:sz w:val="20"/>
+                <w:szCs w:val="20"/>
+              </w:rPr>
+              <w:t xml:space="preserve">HIGH</w:t>
             </w:r>
           </w:p>
         </w:tc>
@@ -3322,7 +4006,7 @@
                 <w:sz w:val="20"/>
                 <w:szCs w:val="20"/>
               </w:rPr>
-              <w:t xml:space="preserve">Before state not visually shown (only described)</w:t>
+              <w:t xml:space="preserve">Case study doesn't mention usability testing before launch, despite claiming methodology rigor</w:t>
             </w:r>
           </w:p>
         </w:tc>
@@ -3350,7 +4034,7 @@
                 <w:sz w:val="20"/>
                 <w:szCs w:val="20"/>
               </w:rPr>
-              <w:t xml:space="preserve">The case study describes the old workflow (Xero + Spreadsheets + Supplier Portal) in text but never shows what the old interface looked like. Without a visual before, the 'after' has no comparison anchor. The reader can't viscerally feel the improvement.</w:t>
+              <w:t xml:space="preserve">Mei's quote (Slide 10) states: 'In hindsight, a structured usability test before launch would have produced stronger evidence.' This is a honest gap admission — the case study was shipped without usability validation. For portfolio evaluators comparing to Golden Paths (9/11 validation data) or Resume Pipeline (5 moderated tests), this is a visible gap. However, the self-reflection is excellent for demonstrating growth mindset.</w:t>
             </w:r>
           </w:p>
         </w:tc>
@@ -3378,7 +4062,7 @@
                 <w:sz w:val="20"/>
                 <w:szCs w:val="20"/>
               </w:rPr>
-              <w:t xml:space="preserve">Add a slide showing the old state — even if it's a mockup reconstruction of the 3-tool workflow with blurred screenshots. Annotate: 'Step 1: Open Xero (login required). Step 2: Manually copy 12 data points to spreadsheet. Step 3: Switch to Supplier Portal...' Visual before/after is the most powerful storytelling device in portfolio design.</w:t>
+              <w:t xml:space="preserve">Reframe as strength: 'Launched with stakeholder feedback validation (5 interviews). Post-launch validation ongoing: monthly usage analytics and feedback collected. Structured usability test planned for Q3 to validate accessibility for new user cohorts.' This turns 'we didn't test' into 'we're validating in stages.' Honest roadmap is credible.</w:t>
             </w:r>
           </w:p>
         </w:tc>
@@ -3439,7 +4123,7 @@
                 <w:sz w:val="20"/>
                 <w:szCs w:val="20"/>
               </w:rPr>
-              <w:t xml:space="preserve">Technical scope reads as simple layout consolidation</w:t>
+              <w:t xml:space="preserve">'5 stakeholder interviews' methodology not detailed</w:t>
             </w:r>
           </w:p>
         </w:tc>
@@ -3467,7 +4151,7 @@
                 <w:sz w:val="20"/>
                 <w:szCs w:val="20"/>
               </w:rPr>
-              <w:t xml:space="preserve">Similar to the Retail case study, a skeptical reader could summarize this as: 'They put three pages into one.' The design complexity isn't visible. Real-time data, auto-refresh, Xero sync status, color-coded payment rows — these are interesting design decisions that are buried in a single annotated screenshot.</w:t>
+              <w:t xml:space="preserve">Golden Paths (8 designers) and Resume Pipeline (12 job seekers) provide explicit participant profiles. Dashboard's '5 stakeholder interviews' lacks detail. Were they all finance team members? Procurement too? What was duration? This lack of detail is minor but inconsistent with research rigor demonstrated in other case studies.</w:t>
             </w:r>
           </w:p>
         </w:tc>
@@ -3495,241 +4179,7 @@
                 <w:sz w:val="20"/>
                 <w:szCs w:val="20"/>
               </w:rPr>
-              <w:t xml:space="preserve">Expand the design section to show the decisions behind the dashboard: How were KPIs prioritized? Why revenue top-left? How does the alert banner work? What happens when Xero sync fails? Show the information architecture thinking, not just the final layout.</w:t>
-            </w:r>
-          </w:p>
-        </w:tc>
-      </w:tr>
-      <w:tr>
-        <w:tc>
-          <w:tcPr>
-            <w:tcW w:type="dxa" w:w="1200"/>
-            <w:tcBorders>
-              <w:top w:val="single" w:color="CCCCCC" w:sz="1"/>
-              <w:left w:val="single" w:color="CCCCCC" w:sz="1"/>
-              <w:bottom w:val="single" w:color="CCCCCC" w:sz="1"/>
-              <w:right w:val="single" w:color="CCCCCC" w:sz="1"/>
-            </w:tcBorders>
-            <w:shd w:fill="F5F5F5" w:val="clear"/>
-            <w:tcMar>
-              <w:top w:type="dxa" w:w="80"/>
-              <w:left w:type="dxa" w:w="120"/>
-              <w:bottom w:type="dxa" w:w="80"/>
-              <w:right w:type="dxa" w:w="120"/>
-            </w:tcMar>
-          </w:tcPr>
-          <w:p>
-            <w:r>
-              <w:rPr>
-                <w:rFonts w:ascii="Arial" w:cs="Arial" w:eastAsia="Arial" w:hAnsi="Arial"/>
-                <w:b/>
-                <w:bCs/>
-                <w:color w:val="27AE60"/>
-                <w:sz w:val="20"/>
-                <w:szCs w:val="20"/>
-              </w:rPr>
-              <w:t xml:space="preserve">LOW</w:t>
-            </w:r>
-          </w:p>
-        </w:tc>
-        <w:tc>
-          <w:tcPr>
-            <w:tcW w:type="dxa" w:w="2800"/>
-            <w:tcBorders>
-              <w:top w:val="single" w:color="CCCCCC" w:sz="1"/>
-              <w:left w:val="single" w:color="CCCCCC" w:sz="1"/>
-              <w:bottom w:val="single" w:color="CCCCCC" w:sz="1"/>
-              <w:right w:val="single" w:color="CCCCCC" w:sz="1"/>
-            </w:tcBorders>
-            <w:shd w:fill="F5F5F5" w:val="clear"/>
-            <w:tcMar>
-              <w:top w:type="dxa" w:w="80"/>
-              <w:left w:type="dxa" w:w="120"/>
-              <w:bottom w:type="dxa" w:w="80"/>
-              <w:right w:type="dxa" w:w="120"/>
-            </w:tcMar>
-          </w:tcPr>
-          <w:p>
-            <w:r>
-              <w:rPr>
-                <w:rFonts w:ascii="Arial" w:cs="Arial" w:eastAsia="Arial" w:hAnsi="Arial"/>
-                <w:sz w:val="20"/>
-                <w:szCs w:val="20"/>
-              </w:rPr>
-              <w:t xml:space="preserve">No mention of what happened after launch</w:t>
-            </w:r>
-          </w:p>
-        </w:tc>
-        <w:tc>
-          <w:tcPr>
-            <w:tcW w:type="dxa" w:w="2400"/>
-            <w:tcBorders>
-              <w:top w:val="single" w:color="CCCCCC" w:sz="1"/>
-              <w:left w:val="single" w:color="CCCCCC" w:sz="1"/>
-              <w:bottom w:val="single" w:color="CCCCCC" w:sz="1"/>
-              <w:right w:val="single" w:color="CCCCCC" w:sz="1"/>
-            </w:tcBorders>
-            <w:shd w:fill="F5F5F5" w:val="clear"/>
-            <w:tcMar>
-              <w:top w:type="dxa" w:w="80"/>
-              <w:left w:type="dxa" w:w="120"/>
-              <w:bottom w:type="dxa" w:w="80"/>
-              <w:right w:type="dxa" w:w="120"/>
-            </w:tcMar>
-          </w:tcPr>
-          <w:p>
-            <w:r>
-              <w:rPr>
-                <w:rFonts w:ascii="Arial" w:cs="Arial" w:eastAsia="Arial" w:hAnsi="Arial"/>
-                <w:sz w:val="20"/>
-                <w:szCs w:val="20"/>
-              </w:rPr>
-              <w:t xml:space="preserve">The case study ends with Mei's quote and ROI. But what happened next? Did the dashboard expand? Were other teams onboarded? Did it become a template for other departments? Leaving the story at 'month 6 break-even' misses the opportunity to show long-term thinking.</w:t>
-            </w:r>
-          </w:p>
-        </w:tc>
-        <w:tc>
-          <w:tcPr>
-            <w:tcW w:type="dxa" w:w="2960"/>
-            <w:tcBorders>
-              <w:top w:val="single" w:color="CCCCCC" w:sz="1"/>
-              <w:left w:val="single" w:color="CCCCCC" w:sz="1"/>
-              <w:bottom w:val="single" w:color="CCCCCC" w:sz="1"/>
-              <w:right w:val="single" w:color="CCCCCC" w:sz="1"/>
-            </w:tcBorders>
-            <w:shd w:fill="F5F5F5" w:val="clear"/>
-            <w:tcMar>
-              <w:top w:type="dxa" w:w="80"/>
-              <w:left w:type="dxa" w:w="120"/>
-              <w:bottom w:type="dxa" w:w="80"/>
-              <w:right w:type="dxa" w:w="120"/>
-            </w:tcMar>
-          </w:tcPr>
-          <w:p>
-            <w:r>
-              <w:rPr>
-                <w:rFonts w:ascii="Arial" w:cs="Arial" w:eastAsia="Arial" w:hAnsi="Arial"/>
-                <w:sz w:val="20"/>
-                <w:szCs w:val="20"/>
-              </w:rPr>
-              <w:t xml:space="preserve">Add a 'What Happened Next' callout: 'The dashboard pattern was later adopted by the procurement team, and the KPI card component became part of TreeDots' internal design system.' Even one sentence of aftermath shows the work had lasting impact.</w:t>
-            </w:r>
-          </w:p>
-        </w:tc>
-      </w:tr>
-      <w:tr>
-        <w:tc>
-          <w:tcPr>
-            <w:tcW w:type="dxa" w:w="1200"/>
-            <w:tcBorders>
-              <w:top w:val="single" w:color="CCCCCC" w:sz="1"/>
-              <w:left w:val="single" w:color="CCCCCC" w:sz="1"/>
-              <w:bottom w:val="single" w:color="CCCCCC" w:sz="1"/>
-              <w:right w:val="single" w:color="CCCCCC" w:sz="1"/>
-            </w:tcBorders>
-            <w:shd w:fill="FFFFFF" w:val="clear"/>
-            <w:tcMar>
-              <w:top w:type="dxa" w:w="80"/>
-              <w:left w:type="dxa" w:w="120"/>
-              <w:bottom w:type="dxa" w:w="80"/>
-              <w:right w:type="dxa" w:w="120"/>
-            </w:tcMar>
-          </w:tcPr>
-          <w:p>
-            <w:r>
-              <w:rPr>
-                <w:rFonts w:ascii="Arial" w:cs="Arial" w:eastAsia="Arial" w:hAnsi="Arial"/>
-                <w:b/>
-                <w:bCs/>
-                <w:color w:val="27AE60"/>
-                <w:sz w:val="20"/>
-                <w:szCs w:val="20"/>
-              </w:rPr>
-              <w:t xml:space="preserve">LOW</w:t>
-            </w:r>
-          </w:p>
-        </w:tc>
-        <w:tc>
-          <w:tcPr>
-            <w:tcW w:type="dxa" w:w="2800"/>
-            <w:tcBorders>
-              <w:top w:val="single" w:color="CCCCCC" w:sz="1"/>
-              <w:left w:val="single" w:color="CCCCCC" w:sz="1"/>
-              <w:bottom w:val="single" w:color="CCCCCC" w:sz="1"/>
-              <w:right w:val="single" w:color="CCCCCC" w:sz="1"/>
-            </w:tcBorders>
-            <w:shd w:fill="FFFFFF" w:val="clear"/>
-            <w:tcMar>
-              <w:top w:type="dxa" w:w="80"/>
-              <w:left w:type="dxa" w:w="120"/>
-              <w:bottom w:type="dxa" w:w="80"/>
-              <w:right w:type="dxa" w:w="120"/>
-            </w:tcMar>
-          </w:tcPr>
-          <w:p>
-            <w:r>
-              <w:rPr>
-                <w:rFonts w:ascii="Arial" w:cs="Arial" w:eastAsia="Arial" w:hAnsi="Arial"/>
-                <w:sz w:val="20"/>
-                <w:szCs w:val="20"/>
-              </w:rPr>
-              <w:t xml:space="preserve">Information Scent Theory reference is dropped without integration</w:t>
-            </w:r>
-          </w:p>
-        </w:tc>
-        <w:tc>
-          <w:tcPr>
-            <w:tcW w:type="dxa" w:w="2400"/>
-            <w:tcBorders>
-              <w:top w:val="single" w:color="CCCCCC" w:sz="1"/>
-              <w:left w:val="single" w:color="CCCCCC" w:sz="1"/>
-              <w:bottom w:val="single" w:color="CCCCCC" w:sz="1"/>
-              <w:right w:val="single" w:color="CCCCCC" w:sz="1"/>
-            </w:tcBorders>
-            <w:shd w:fill="FFFFFF" w:val="clear"/>
-            <w:tcMar>
-              <w:top w:type="dxa" w:w="80"/>
-              <w:left w:type="dxa" w:w="120"/>
-              <w:bottom w:type="dxa" w:w="80"/>
-              <w:right w:type="dxa" w:w="120"/>
-            </w:tcMar>
-          </w:tcPr>
-          <w:p>
-            <w:r>
-              <w:rPr>
-                <w:rFonts w:ascii="Arial" w:cs="Arial" w:eastAsia="Arial" w:hAnsi="Arial"/>
-                <w:sz w:val="20"/>
-                <w:szCs w:val="20"/>
-              </w:rPr>
-              <w:t xml:space="preserve">The theory is mentioned on S3 but never connected to a specific design decision. It reads as name-dropping rather than applied knowledge. A hiring manager may ask: 'How did Information Scent Theory specifically influence your dashboard layout?'</w:t>
-            </w:r>
-          </w:p>
-        </w:tc>
-        <w:tc>
-          <w:tcPr>
-            <w:tcW w:type="dxa" w:w="2960"/>
-            <w:tcBorders>
-              <w:top w:val="single" w:color="CCCCCC" w:sz="1"/>
-              <w:left w:val="single" w:color="CCCCCC" w:sz="1"/>
-              <w:bottom w:val="single" w:color="CCCCCC" w:sz="1"/>
-              <w:right w:val="single" w:color="CCCCCC" w:sz="1"/>
-            </w:tcBorders>
-            <w:shd w:fill="FFFFFF" w:val="clear"/>
-            <w:tcMar>
-              <w:top w:type="dxa" w:w="80"/>
-              <w:left w:type="dxa" w:w="120"/>
-              <w:bottom w:type="dxa" w:w="80"/>
-              <w:right w:type="dxa" w:w="120"/>
-            </w:tcMar>
-          </w:tcPr>
-          <w:p>
-            <w:r>
-              <w:rPr>
-                <w:rFonts w:ascii="Arial" w:cs="Arial" w:eastAsia="Arial" w:hAnsi="Arial"/>
-                <w:sz w:val="20"/>
-                <w:szCs w:val="20"/>
-              </w:rPr>
-              <w:t xml:space="preserve">Connect the theory to a decision: 'Information Scent Theory guided our decision to surface payment status as color-coded rows rather than requiring drill-down. Users need strong scent signals on the first screen to avoid hunting.' Make the academic reference work for the design, not just decoration.</w:t>
+              <w:t xml:space="preserve">Slide 3 or 12 should note: '5 stakeholder interviews (finance team: 2 analysts, 1 manager; procurement team: 2 team members). 30-min interviews focused on current workflow pain points.' Participant context makes methodology credible.</w:t>
             </w:r>
           </w:p>
         </w:tc>
@@ -3748,7 +4198,7 @@
           <w:sz w:val="24"/>
           <w:szCs w:val="24"/>
         </w:rPr>
-        <w:t xml:space="preserve">1. [HIGH] Oldest case study (2022) — may signal dated skills</w:t>
+        <w:t xml:space="preserve">1. [CRITICAL] Homepage metric '83% time reduction' contradicts case study math (30→2min = 93% reduction)</w:t>
       </w:r>
     </w:p>
     <w:p>
@@ -3772,7 +4222,7 @@
           <w:sz w:val="20"/>
           <w:szCs w:val="20"/>
         </w:rPr>
-        <w:t xml:space="preserve">A 4-year-old case study at the top of a 2026 portfolio raises the question: 'What has this designer done recently that isn't a personal project?' Combined with the fact that Golden Paths and Resume Pipeline are personal tools, the only recent company work is at Raytail. Three out of eight case studies come from one employer.</w:t>
+        <w:t xml:space="preserve">This is a clear mathematical error that will be caught by any detail-oriented hiring manager. 30 minutes down to 2 minutes is (30-2)/30 = 93.3% reduction, not 83%. Either the homepage metric is wrong or the before/after numbers are wrong. Either way, it suggests metric carelessness. In competitive interviews, this error will be noted: 'Your numbers don't add up.' For a finance-focused case study where ROI methodology is explicitly shown, having this math error visible is particularly damaging to credibility.</w:t>
       </w:r>
     </w:p>
     <w:p>
@@ -3796,7 +4246,7 @@
           <w:sz w:val="20"/>
           <w:szCs w:val="20"/>
         </w:rPr>
-        <w:t xml:space="preserve">Consider moving this case study lower in the portfolio order. Lead with recent work (Design System, Retail) that shows current skills. If keeping it, add a note: 'This 2022 project established the ROI-driven design approach I now apply to every engagement.' Frame it as foundational, not current.</w:t>
+        <w:t xml:space="preserve">Verify the actual before/after numbers: If task time is truly 30min→2min, update homepage to say '93% time reduction' or '30 minutes to 2 minutes' (letting math be obvious). If task time is actually 30min→5min (which yields 83%), update case study slides. The inconsistency must be resolved. Having two different versions of the same metric is unacceptable.</w:t>
       </w:r>
     </w:p>
     <w:p>
@@ -3812,7 +4262,7 @@
           <w:sz w:val="24"/>
           <w:szCs w:val="24"/>
         </w:rPr>
-        <w:t xml:space="preserve">2. [HIGH] No usability testing of the new dashboard shown</w:t>
+        <w:t xml:space="preserve">2. [HIGH] Hourly rate assumption ($11/hr for analyst) is unusually low and methodology not explained</w:t>
       </w:r>
     </w:p>
     <w:p>
@@ -3836,7 +4286,7 @@
           <w:sz w:val="20"/>
           <w:szCs w:val="20"/>
         </w:rPr>
-        <w:t xml:space="preserve">The case study shows research (shadowing, interviews) but no validation that the new design actually works. The before/after comparison shows the new design, and Mei's quote suggests it worked, but there's no usability test, task completion rate, or error rate comparison. For a hiring manager evaluating methodology, this is a gap: 'They researched the problem but didn't validate the solution.'</w:t>
+        <w:t xml:space="preserve">The ROI calculation uses $11/hr as the analyst hourly cost, which is below minimum wage in many regions and far below typical analyst salary ($25-40/hr loaded cost). This creates questions: (1) Is this a junior analyst? (2) Is $11 a conservative estimate? (3) Is this fully loaded cost or salary only? If actual cost is $25/hr, the ROI jumps from 104% to 300%+. Without explaining the assumption, the number looks either artificially conservative (hiding stronger impact) or inaccurate.</w:t>
       </w:r>
     </w:p>
     <w:p>
@@ -3860,7 +4310,7 @@
           <w:sz w:val="20"/>
           <w:szCs w:val="20"/>
         </w:rPr>
-        <w:t xml:space="preserve">If testing was done but not shown, add it: 'Post-launch, we tracked task completion time for the daily check-in workflow. Average dropped from 30 minutes to under 2 minutes.' If not tested formally, add a reflection: 'In hindsight, I would have run a structured usability test before launch. Mei's immediate positive reaction validated the design, but a controlled comparison would have produced stronger evidence.'</w:t>
+        <w:t xml:space="preserve">Slide 9 ROI calculation should explain the rate: 'Hourly cost = $11/hr based on junior analyst salary + 30% loaded benefits (conservative estimate; senior analysts would show higher ROI). Alternatively showing the sensitivity: At $11/hr: 104% ROI. At $25/hr: 260% ROI.' This transparency shows you understand cost accounting and aren't hiding assumptions.</w:t>
       </w:r>
     </w:p>
     <w:p>
@@ -3876,7 +4326,7 @@
           <w:sz w:val="24"/>
           <w:szCs w:val="24"/>
         </w:rPr>
-        <w:t xml:space="preserve">3. [MEDIUM] Before state not visually shown (only described)</w:t>
+        <w:t xml:space="preserve">3. [HIGH] Case study doesn't mention usability testing before launch, despite claiming methodology rigor</w:t>
       </w:r>
     </w:p>
     <w:p>
@@ -3900,7 +4350,7 @@
           <w:sz w:val="20"/>
           <w:szCs w:val="20"/>
         </w:rPr>
-        <w:t xml:space="preserve">The case study describes the old workflow (Xero + Spreadsheets + Supplier Portal) in text but never shows what the old interface looked like. Without a visual before, the 'after' has no comparison anchor. The reader can't viscerally feel the improvement.</w:t>
+        <w:t xml:space="preserve">Mei's quote (Slide 10) states: 'In hindsight, a structured usability test before launch would have produced stronger evidence.' This is a honest gap admission — the case study was shipped without usability validation. For portfolio evaluators comparing to Golden Paths (9/11 validation data) or Resume Pipeline (5 moderated tests), this is a visible gap. However, the self-reflection is excellent for demonstrating growth mindset.</w:t>
       </w:r>
     </w:p>
     <w:p>
@@ -3924,7 +4374,7 @@
           <w:sz w:val="20"/>
           <w:szCs w:val="20"/>
         </w:rPr>
-        <w:t xml:space="preserve">Add a slide showing the old state — even if it's a mockup reconstruction of the 3-tool workflow with blurred screenshots. Annotate: 'Step 1: Open Xero (login required). Step 2: Manually copy 12 data points to spreadsheet. Step 3: Switch to Supplier Portal...' Visual before/after is the most powerful storytelling device in portfolio design.</w:t>
+        <w:t xml:space="preserve">Reframe as strength: 'Launched with stakeholder feedback validation (5 interviews). Post-launch validation ongoing: monthly usage analytics and feedback collected. Structured usability test planned for Q3 to validate accessibility for new user cohorts.' This turns 'we didn't test' into 'we're validating in stages.' Honest roadmap is credible.</w:t>
       </w:r>
     </w:p>
     <w:p>
@@ -3940,7 +4390,7 @@
           <w:sz w:val="24"/>
           <w:szCs w:val="24"/>
         </w:rPr>
-        <w:t xml:space="preserve">4. [MEDIUM] Technical scope reads as simple layout consolidation</w:t>
+        <w:t xml:space="preserve">4. [MEDIUM] '5 stakeholder interviews' methodology not detailed</w:t>
       </w:r>
     </w:p>
     <w:p>
@@ -3964,7 +4414,7 @@
           <w:sz w:val="20"/>
           <w:szCs w:val="20"/>
         </w:rPr>
-        <w:t xml:space="preserve">Similar to the Retail case study, a skeptical reader could summarize this as: 'They put three pages into one.' The design complexity isn't visible. Real-time data, auto-refresh, Xero sync status, color-coded payment rows — these are interesting design decisions that are buried in a single annotated screenshot.</w:t>
+        <w:t xml:space="preserve">Golden Paths (8 designers) and Resume Pipeline (12 job seekers) provide explicit participant profiles. Dashboard's '5 stakeholder interviews' lacks detail. Were they all finance team members? Procurement too? What was duration? This lack of detail is minor but inconsistent with research rigor demonstrated in other case studies.</w:t>
       </w:r>
     </w:p>
     <w:p>
@@ -3988,140 +4438,10 @@
           <w:sz w:val="20"/>
           <w:szCs w:val="20"/>
         </w:rPr>
-        <w:t xml:space="preserve">Expand the design section to show the decisions behind the dashboard: How were KPIs prioritized? Why revenue top-left? How does the alert banner work? What happens when Xero sync fails? Show the information architecture thinking, not just the final layout.</w:t>
-      </w:r>
-    </w:p>
-    <w:p>
-      <w:pPr>
-        <w:spacing w:after="120" w:before="200"/>
-      </w:pPr>
-      <w:r>
-        <w:rPr>
-          <w:rFonts w:ascii="Arial" w:cs="Arial" w:eastAsia="Arial" w:hAnsi="Arial"/>
-          <w:b/>
-          <w:bCs/>
-          <w:color w:val="0F2440"/>
-          <w:sz w:val="24"/>
-          <w:szCs w:val="24"/>
-        </w:rPr>
-        <w:t xml:space="preserve">5. [LOW] No mention of what happened after launch</w:t>
-      </w:r>
-    </w:p>
-    <w:p>
-      <w:pPr>
-        <w:spacing w:after="80"/>
-      </w:pPr>
-      <w:r>
-        <w:rPr>
-          <w:rFonts w:ascii="Arial" w:cs="Arial" w:eastAsia="Arial" w:hAnsi="Arial"/>
-          <w:b/>
-          <w:bCs/>
-          <w:color w:val="C0392B"/>
-          <w:sz w:val="20"/>
-          <w:szCs w:val="20"/>
-        </w:rPr>
-        <w:t xml:space="preserve">Why It Hurts: </w:t>
-      </w:r>
-      <w:r>
-        <w:rPr>
-          <w:rFonts w:ascii="Arial" w:cs="Arial" w:eastAsia="Arial" w:hAnsi="Arial"/>
-          <w:sz w:val="20"/>
-          <w:szCs w:val="20"/>
-        </w:rPr>
-        <w:t xml:space="preserve">The case study ends with Mei's quote and ROI. But what happened next? Did the dashboard expand? Were other teams onboarded? Did it become a template for other departments? Leaving the story at 'month 6 break-even' misses the opportunity to show long-term thinking.</w:t>
-      </w:r>
-    </w:p>
-    <w:p>
-      <w:pPr>
-        <w:spacing w:after="160"/>
-      </w:pPr>
-      <w:r>
-        <w:rPr>
-          <w:rFonts w:ascii="Arial" w:cs="Arial" w:eastAsia="Arial" w:hAnsi="Arial"/>
-          <w:b/>
-          <w:bCs/>
-          <w:color w:val="27AE60"/>
-          <w:sz w:val="20"/>
-          <w:szCs w:val="20"/>
-        </w:rPr>
-        <w:t xml:space="preserve">Suggested Fix: </w:t>
-      </w:r>
-      <w:r>
-        <w:rPr>
-          <w:rFonts w:ascii="Arial" w:cs="Arial" w:eastAsia="Arial" w:hAnsi="Arial"/>
-          <w:sz w:val="20"/>
-          <w:szCs w:val="20"/>
-        </w:rPr>
-        <w:t xml:space="preserve">Add a 'What Happened Next' callout: 'The dashboard pattern was later adopted by the procurement team, and the KPI card component became part of TreeDots' internal design system.' Even one sentence of aftermath shows the work had lasting impact.</w:t>
-      </w:r>
-    </w:p>
-    <w:p>
-      <w:pPr>
-        <w:spacing w:after="120" w:before="200"/>
-      </w:pPr>
-      <w:r>
-        <w:rPr>
-          <w:rFonts w:ascii="Arial" w:cs="Arial" w:eastAsia="Arial" w:hAnsi="Arial"/>
-          <w:b/>
-          <w:bCs/>
-          <w:color w:val="0F2440"/>
-          <w:sz w:val="24"/>
-          <w:szCs w:val="24"/>
-        </w:rPr>
-        <w:t xml:space="preserve">6. [LOW] Information Scent Theory reference is dropped without integration</w:t>
-      </w:r>
-    </w:p>
-    <w:p>
-      <w:pPr>
-        <w:spacing w:after="80"/>
-      </w:pPr>
-      <w:r>
-        <w:rPr>
-          <w:rFonts w:ascii="Arial" w:cs="Arial" w:eastAsia="Arial" w:hAnsi="Arial"/>
-          <w:b/>
-          <w:bCs/>
-          <w:color w:val="C0392B"/>
-          <w:sz w:val="20"/>
-          <w:szCs w:val="20"/>
-        </w:rPr>
-        <w:t xml:space="preserve">Why It Hurts: </w:t>
-      </w:r>
-      <w:r>
-        <w:rPr>
-          <w:rFonts w:ascii="Arial" w:cs="Arial" w:eastAsia="Arial" w:hAnsi="Arial"/>
-          <w:sz w:val="20"/>
-          <w:szCs w:val="20"/>
-        </w:rPr>
-        <w:t xml:space="preserve">The theory is mentioned on S3 but never connected to a specific design decision. It reads as name-dropping rather than applied knowledge. A hiring manager may ask: 'How did Information Scent Theory specifically influence your dashboard layout?'</w:t>
-      </w:r>
-    </w:p>
-    <w:p>
-      <w:pPr>
-        <w:spacing w:after="160"/>
-      </w:pPr>
-      <w:r>
-        <w:rPr>
-          <w:rFonts w:ascii="Arial" w:cs="Arial" w:eastAsia="Arial" w:hAnsi="Arial"/>
-          <w:b/>
-          <w:bCs/>
-          <w:color w:val="27AE60"/>
-          <w:sz w:val="20"/>
-          <w:szCs w:val="20"/>
-        </w:rPr>
-        <w:t xml:space="preserve">Suggested Fix: </w:t>
-      </w:r>
-      <w:r>
-        <w:rPr>
-          <w:rFonts w:ascii="Arial" w:cs="Arial" w:eastAsia="Arial" w:hAnsi="Arial"/>
-          <w:sz w:val="20"/>
-          <w:szCs w:val="20"/>
-        </w:rPr>
-        <w:t xml:space="preserve">Connect the theory to a decision: 'Information Scent Theory guided our decision to surface payment status as color-coded rows rather than requiring drill-down. Users need strong scent signals on the first screen to avoid hunting.' Make the academic reference work for the design, not just decoration.</w:t>
+        <w:t xml:space="preserve">Slide 3 or 12 should note: '5 stakeholder interviews (finance team: 2 analysts, 1 manager; procurement team: 2 team members). 30-min interviews focused on current workflow pain points.' Participant context makes methodology credible.</w:t>
       </w:r>
     </w:p>
     <w:sectPr>
-      <w:headerReference w:type="default" r:id="rId7"/>
-      <w:footerReference w:type="default" r:id="rId8"/>
       <w:pgSz w:w="12240" w:h="15840" w:orient="portrait"/>
       <w:pgMar w:top="1440" w:right="1440" w:bottom="1440" w:left="1440" w:header="708" w:footer="708" w:gutter="0"/>
       <w:pgNumType/>
@@ -4172,35 +4492,6 @@
 </w:endnotes>
 </file>
 
-<file path=word/footer1.xml><?xml version="1.0" encoding="utf-8"?>
-<w:ftr xmlns:wpc="http://schemas.microsoft.com/office/word/2010/wordprocessingCanvas" xmlns:mc="http://schemas.openxmlformats.org/markup-compatibility/2006" xmlns:o="urn:schemas-microsoft-com:office:office" xmlns:r="http://schemas.openxmlformats.org/officeDocument/2006/relationships" xmlns:m="http://schemas.openxmlformats.org/officeDocument/2006/math" xmlns:v="urn:schemas-microsoft-com:vml" xmlns:wp14="http://schemas.microsoft.com/office/word/2010/wordprocessingDrawing" xmlns:wp="http://schemas.openxmlformats.org/drawingml/2006/wordprocessingDrawing" xmlns:w10="urn:schemas-microsoft-com:office:word" xmlns:w="http://schemas.openxmlformats.org/wordprocessingml/2006/main" xmlns:w14="http://schemas.microsoft.com/office/word/2010/wordml" xmlns:w15="http://schemas.microsoft.com/office/word/2012/wordml" xmlns:wpg="http://schemas.microsoft.com/office/word/2010/wordprocessingGroup" xmlns:wpi="http://schemas.microsoft.com/office/word/2010/wordprocessingInk" xmlns:wne="http://schemas.microsoft.com/office/word/2006/wordml" xmlns:wps="http://schemas.microsoft.com/office/word/2010/wordprocessingShape">
-  <w:p>
-    <w:pPr>
-      <w:jc w:val="center"/>
-    </w:pPr>
-    <w:r>
-      <w:rPr>
-        <w:rFonts w:ascii="Arial" w:cs="Arial" w:eastAsia="Arial" w:hAnsi="Arial"/>
-        <w:sz w:val="16"/>
-        <w:szCs w:val="16"/>
-      </w:rPr>
-      <w:t xml:space="preserve">Page </w:t>
-    </w:r>
-    <w:r>
-      <w:rPr>
-        <w:rFonts w:ascii="Arial" w:cs="Arial" w:eastAsia="Arial" w:hAnsi="Arial"/>
-        <w:sz w:val="16"/>
-        <w:szCs w:val="16"/>
-      </w:rPr>
-      <w:fldChar w:fldCharType="begin"/>
-      <w:instrText xml:space="preserve">PAGE</w:instrText>
-      <w:fldChar w:fldCharType="separate"/>
-      <w:fldChar w:fldCharType="end"/>
-    </w:r>
-  </w:p>
-</w:ftr>
-</file>
-
 <file path=word/footnotes.xml><?xml version="1.0" encoding="utf-8"?>
 <w:footnotes xmlns:wpc="http://schemas.microsoft.com/office/word/2010/wordprocessingCanvas" xmlns:mc="http://schemas.openxmlformats.org/markup-compatibility/2006" xmlns:o="urn:schemas-microsoft-com:office:office" xmlns:r="http://schemas.openxmlformats.org/officeDocument/2006/relationships" xmlns:m="http://schemas.openxmlformats.org/officeDocument/2006/math" xmlns:v="urn:schemas-microsoft-com:vml" xmlns:wp14="http://schemas.microsoft.com/office/word/2010/wordprocessingDrawing" xmlns:wp="http://schemas.openxmlformats.org/drawingml/2006/wordprocessingDrawing" xmlns:w10="urn:schemas-microsoft-com:office:word" xmlns:w="http://schemas.openxmlformats.org/wordprocessingml/2006/main" xmlns:w14="http://schemas.microsoft.com/office/word/2010/wordml" xmlns:w15="http://schemas.microsoft.com/office/word/2012/wordml" xmlns:wpg="http://schemas.microsoft.com/office/word/2010/wordprocessingGroup" xmlns:wpi="http://schemas.microsoft.com/office/word/2010/wordprocessingInk" xmlns:wne="http://schemas.microsoft.com/office/word/2006/wordml" xmlns:wps="http://schemas.microsoft.com/office/word/2010/wordprocessingShape" mc:Ignorable="w14 w15 wp14">
   <w:footnote w:type="separator" w:id="-1">
@@ -4236,22 +4527,6 @@
     </w:p>
   </w:footnote>
 </w:footnotes>
-</file>
-
-<file path=word/header1.xml><?xml version="1.0" encoding="utf-8"?>
-<w:hdr xmlns:wpc="http://schemas.microsoft.com/office/word/2010/wordprocessingCanvas" xmlns:mc="http://schemas.openxmlformats.org/markup-compatibility/2006" xmlns:o="urn:schemas-microsoft-com:office:office" xmlns:r="http://schemas.openxmlformats.org/officeDocument/2006/relationships" xmlns:m="http://schemas.openxmlformats.org/officeDocument/2006/math" xmlns:v="urn:schemas-microsoft-com:vml" xmlns:wp14="http://schemas.microsoft.com/office/word/2010/wordprocessingDrawing" xmlns:wp="http://schemas.openxmlformats.org/drawingml/2006/wordprocessingDrawing" xmlns:w10="urn:schemas-microsoft-com:office:word" xmlns:w="http://schemas.openxmlformats.org/wordprocessingml/2006/main" xmlns:w14="http://schemas.microsoft.com/office/word/2010/wordml" xmlns:w15="http://schemas.microsoft.com/office/word/2012/wordml" xmlns:wpg="http://schemas.microsoft.com/office/word/2010/wordprocessingGroup" xmlns:wpi="http://schemas.microsoft.com/office/word/2010/wordprocessingInk" xmlns:wne="http://schemas.microsoft.com/office/word/2006/wordml" xmlns:wps="http://schemas.microsoft.com/office/word/2010/wordprocessingShape" xmlns:cx="http://schemas.microsoft.com/office/drawing/2014/chartex" xmlns:cx1="http://schemas.microsoft.com/office/drawing/2015/9/8/chartex" xmlns:cx2="http://schemas.microsoft.com/office/drawing/2015/10/21/chartex" xmlns:cx3="http://schemas.microsoft.com/office/drawing/2016/5/9/chartex" xmlns:cx4="http://schemas.microsoft.com/office/drawing/2016/5/10/chartex" xmlns:cx5="http://schemas.microsoft.com/office/drawing/2016/5/11/chartex" xmlns:cx6="http://schemas.microsoft.com/office/drawing/2016/5/12/chartex" xmlns:cx7="http://schemas.microsoft.com/office/drawing/2016/5/13/chartex" xmlns:cx8="http://schemas.microsoft.com/office/drawing/2016/5/14/chartex" xmlns:w16cid="http://schemas.microsoft.com/office/word/2016/wordml/cid" xmlns:w16se="http://schemas.microsoft.com/office/word/2015/wordml/symex">
-  <w:p>
-    <w:r>
-      <w:rPr>
-        <w:rFonts w:ascii="Arial" w:cs="Arial" w:eastAsia="Arial" w:hAnsi="Arial"/>
-        <w:color w:val="333333"/>
-        <w:sz w:val="16"/>
-        <w:szCs w:val="16"/>
-      </w:rPr>
-      <w:t xml:space="preserve">Case Study Review: Saved 0.5 Man-Hours Per Day for Finance Operations</w:t>
-    </w:r>
-  </w:p>
-</w:hdr>
 </file>
 
 <file path=word/numbering.xml><?xml version="1.0" encoding="utf-8"?>
